--- a/lab05_mini_rag/report.docx
+++ b/lab05_mini_rag/report.docx
@@ -283,7 +283,7 @@
       <w:r>
         <w:fldChar w:fldCharType="separate"/>
       </w:r>
-      <w:hyperlink w:anchor="_Toc239784198" w:history="1">
+      <w:hyperlink w:anchor="_Toc239784369" w:history="1">
         <w:r>
           <w:rPr>
             <w:rStyle w:val="aff8"/>
@@ -311,7 +311,7 @@
             <w:noProof/>
             <w:webHidden/>
           </w:rPr>
-          <w:instrText xml:space="preserve"> PAGEREF _Toc239784198 \h </w:instrText>
+          <w:instrText xml:space="preserve"> PAGEREF _Toc239784369 \h </w:instrText>
         </w:r>
         <w:r>
           <w:rPr>
@@ -356,7 +356,7 @@
           <w:lang w:val="ru-RU" w:eastAsia="ru-RU"/>
         </w:rPr>
       </w:pPr>
-      <w:hyperlink w:anchor="_Toc239784199" w:history="1">
+      <w:hyperlink w:anchor="_Toc239784370" w:history="1">
         <w:r>
           <w:rPr>
             <w:rStyle w:val="aff8"/>
@@ -384,7 +384,7 @@
             <w:noProof/>
             <w:webHidden/>
           </w:rPr>
-          <w:instrText xml:space="preserve"> PAGEREF _Toc239784199 \h </w:instrText>
+          <w:instrText xml:space="preserve"> PAGEREF _Toc239784370 \h </w:instrText>
         </w:r>
         <w:r>
           <w:rPr>
@@ -429,7 +429,7 @@
           <w:lang w:val="ru-RU" w:eastAsia="ru-RU"/>
         </w:rPr>
       </w:pPr>
-      <w:hyperlink w:anchor="_Toc239784200" w:history="1">
+      <w:hyperlink w:anchor="_Toc239784371" w:history="1">
         <w:r>
           <w:rPr>
             <w:rStyle w:val="aff8"/>
@@ -457,7 +457,7 @@
             <w:noProof/>
             <w:webHidden/>
           </w:rPr>
-          <w:instrText xml:space="preserve"> PAGEREF _Toc239784200 \h </w:instrText>
+          <w:instrText xml:space="preserve"> PAGEREF _Toc239784371 \h </w:instrText>
         </w:r>
         <w:r>
           <w:rPr>
@@ -502,7 +502,7 @@
           <w:lang w:val="ru-RU" w:eastAsia="ru-RU"/>
         </w:rPr>
       </w:pPr>
-      <w:hyperlink w:anchor="_Toc239784201" w:history="1">
+      <w:hyperlink w:anchor="_Toc239784372" w:history="1">
         <w:r>
           <w:rPr>
             <w:rStyle w:val="aff8"/>
@@ -530,7 +530,7 @@
             <w:noProof/>
             <w:webHidden/>
           </w:rPr>
-          <w:instrText xml:space="preserve"> PAGEREF _Toc239784201 \h </w:instrText>
+          <w:instrText xml:space="preserve"> PAGEREF _Toc239784372 \h </w:instrText>
         </w:r>
         <w:r>
           <w:rPr>
@@ -575,7 +575,7 @@
           <w:lang w:val="ru-RU" w:eastAsia="ru-RU"/>
         </w:rPr>
       </w:pPr>
-      <w:hyperlink w:anchor="_Toc239784202" w:history="1">
+      <w:hyperlink w:anchor="_Toc239784373" w:history="1">
         <w:r>
           <w:rPr>
             <w:rStyle w:val="aff8"/>
@@ -603,7 +603,7 @@
             <w:noProof/>
             <w:webHidden/>
           </w:rPr>
-          <w:instrText xml:space="preserve"> PAGEREF _Toc239784202 \h </w:instrText>
+          <w:instrText xml:space="preserve"> PAGEREF _Toc239784373 \h </w:instrText>
         </w:r>
         <w:r>
           <w:rPr>
@@ -648,7 +648,7 @@
           <w:lang w:val="ru-RU" w:eastAsia="ru-RU"/>
         </w:rPr>
       </w:pPr>
-      <w:hyperlink w:anchor="_Toc239784203" w:history="1">
+      <w:hyperlink w:anchor="_Toc239784374" w:history="1">
         <w:r>
           <w:rPr>
             <w:rStyle w:val="aff8"/>
@@ -676,7 +676,7 @@
             <w:noProof/>
             <w:webHidden/>
           </w:rPr>
-          <w:instrText xml:space="preserve"> PAGEREF _Toc239784203 \h </w:instrText>
+          <w:instrText xml:space="preserve"> PAGEREF _Toc239784374 \h </w:instrText>
         </w:r>
         <w:r>
           <w:rPr>
@@ -721,7 +721,7 @@
           <w:lang w:val="ru-RU" w:eastAsia="ru-RU"/>
         </w:rPr>
       </w:pPr>
-      <w:hyperlink w:anchor="_Toc239784204" w:history="1">
+      <w:hyperlink w:anchor="_Toc239784375" w:history="1">
         <w:r>
           <w:rPr>
             <w:rStyle w:val="aff8"/>
@@ -749,7 +749,7 @@
             <w:noProof/>
             <w:webHidden/>
           </w:rPr>
-          <w:instrText xml:space="preserve"> PAGEREF _Toc239784204 \h </w:instrText>
+          <w:instrText xml:space="preserve"> PAGEREF _Toc239784375 \h </w:instrText>
         </w:r>
         <w:r>
           <w:rPr>
@@ -794,7 +794,7 @@
           <w:lang w:val="ru-RU" w:eastAsia="ru-RU"/>
         </w:rPr>
       </w:pPr>
-      <w:hyperlink w:anchor="_Toc239784205" w:history="1">
+      <w:hyperlink w:anchor="_Toc239784376" w:history="1">
         <w:r>
           <w:rPr>
             <w:rStyle w:val="aff8"/>
@@ -822,7 +822,7 @@
             <w:noProof/>
             <w:webHidden/>
           </w:rPr>
-          <w:instrText xml:space="preserve"> PAGEREF _Toc239784205 \h </w:instrText>
+          <w:instrText xml:space="preserve"> PAGEREF _Toc239784376 \h </w:instrText>
         </w:r>
         <w:r>
           <w:rPr>
@@ -867,7 +867,7 @@
           <w:lang w:val="ru-RU" w:eastAsia="ru-RU"/>
         </w:rPr>
       </w:pPr>
-      <w:hyperlink w:anchor="_Toc239784206" w:history="1">
+      <w:hyperlink w:anchor="_Toc239784377" w:history="1">
         <w:r>
           <w:rPr>
             <w:rStyle w:val="aff8"/>
@@ -895,7 +895,7 @@
             <w:noProof/>
             <w:webHidden/>
           </w:rPr>
-          <w:instrText xml:space="preserve"> PAGEREF _Toc239784206 \h </w:instrText>
+          <w:instrText xml:space="preserve"> PAGEREF _Toc239784377 \h </w:instrText>
         </w:r>
         <w:r>
           <w:rPr>
@@ -940,7 +940,7 @@
           <w:lang w:val="ru-RU" w:eastAsia="ru-RU"/>
         </w:rPr>
       </w:pPr>
-      <w:hyperlink w:anchor="_Toc239784207" w:history="1">
+      <w:hyperlink w:anchor="_Toc239784378" w:history="1">
         <w:r>
           <w:rPr>
             <w:rStyle w:val="aff8"/>
@@ -968,7 +968,7 @@
             <w:noProof/>
             <w:webHidden/>
           </w:rPr>
-          <w:instrText xml:space="preserve"> PAGEREF _Toc239784207 \h </w:instrText>
+          <w:instrText xml:space="preserve"> PAGEREF _Toc239784378 \h </w:instrText>
         </w:r>
         <w:r>
           <w:rPr>
@@ -1013,7 +1013,7 @@
           <w:lang w:val="ru-RU" w:eastAsia="ru-RU"/>
         </w:rPr>
       </w:pPr>
-      <w:hyperlink w:anchor="_Toc239784208" w:history="1">
+      <w:hyperlink w:anchor="_Toc239784379" w:history="1">
         <w:r>
           <w:rPr>
             <w:rStyle w:val="aff8"/>
@@ -1041,7 +1041,7 @@
             <w:noProof/>
             <w:webHidden/>
           </w:rPr>
-          <w:instrText xml:space="preserve"> PAGEREF _Toc239784208 \h </w:instrText>
+          <w:instrText xml:space="preserve"> PAGEREF _Toc239784379 \h </w:instrText>
         </w:r>
         <w:r>
           <w:rPr>
@@ -1086,7 +1086,7 @@
           <w:lang w:val="ru-RU" w:eastAsia="ru-RU"/>
         </w:rPr>
       </w:pPr>
-      <w:hyperlink w:anchor="_Toc239784209" w:history="1">
+      <w:hyperlink w:anchor="_Toc239784380" w:history="1">
         <w:r>
           <w:rPr>
             <w:rStyle w:val="aff8"/>
@@ -1114,7 +1114,7 @@
             <w:noProof/>
             <w:webHidden/>
           </w:rPr>
-          <w:instrText xml:space="preserve"> PAGEREF _Toc239784209 \h </w:instrText>
+          <w:instrText xml:space="preserve"> PAGEREF _Toc239784380 \h </w:instrText>
         </w:r>
         <w:r>
           <w:rPr>
@@ -1159,7 +1159,7 @@
           <w:lang w:val="ru-RU" w:eastAsia="ru-RU"/>
         </w:rPr>
       </w:pPr>
-      <w:hyperlink w:anchor="_Toc239784210" w:history="1">
+      <w:hyperlink w:anchor="_Toc239784381" w:history="1">
         <w:r>
           <w:rPr>
             <w:rStyle w:val="aff8"/>
@@ -1187,7 +1187,7 @@
             <w:noProof/>
             <w:webHidden/>
           </w:rPr>
-          <w:instrText xml:space="preserve"> PAGEREF _Toc239784210 \h </w:instrText>
+          <w:instrText xml:space="preserve"> PAGEREF _Toc239784381 \h </w:instrText>
         </w:r>
         <w:r>
           <w:rPr>
@@ -1235,7 +1235,7 @@
         <w:ind w:firstLine="0"/>
         <w:jc w:val="center"/>
       </w:pPr>
-      <w:bookmarkStart w:id="1" w:name="_Toc239784198"/>
+      <w:bookmarkStart w:id="1" w:name="_Toc239784369"/>
       <w:r>
         <w:lastRenderedPageBreak/>
         <w:t>ВВЕДЕНИЕ</w:t>
@@ -1258,7 +1258,7 @@
         <w:spacing w:after="240"/>
         <w:jc w:val="left"/>
       </w:pPr>
-      <w:bookmarkStart w:id="2" w:name="_Toc239784199"/>
+      <w:bookmarkStart w:id="2" w:name="_Toc239784370"/>
       <w:r>
         <w:lastRenderedPageBreak/>
         <w:t>1 Выполнение работы</w:t>
@@ -1272,7 +1272,7 @@
         <w:spacing w:before="240" w:after="240"/>
         <w:jc w:val="left"/>
       </w:pPr>
-      <w:bookmarkStart w:id="3" w:name="_Toc239784200"/>
+      <w:bookmarkStart w:id="3" w:name="_Toc239784371"/>
       <w:r>
         <w:t>1.1 Данные и организация эксперимента</w:t>
       </w:r>
@@ -1318,7 +1318,7 @@
         <w:spacing w:before="240" w:after="240"/>
         <w:jc w:val="left"/>
       </w:pPr>
-      <w:bookmarkStart w:id="4" w:name="_Toc239784201"/>
+      <w:bookmarkStart w:id="4" w:name="_Toc239784372"/>
       <w:r>
         <w:t>1.2 Реализация</w:t>
       </w:r>
@@ -1357,7 +1357,7 @@
         <w:spacing w:before="240" w:after="240"/>
         <w:jc w:val="left"/>
       </w:pPr>
-      <w:bookmarkStart w:id="5" w:name="_Toc239784202"/>
+      <w:bookmarkStart w:id="5" w:name="_Toc239784373"/>
       <w:r>
         <w:t>1.3 Поиск до подключения LLM</w:t>
       </w:r>
@@ -1381,7 +1381,7 @@
         <w:spacing w:before="240" w:after="240"/>
         <w:jc w:val="left"/>
       </w:pPr>
-      <w:bookmarkStart w:id="6" w:name="_Toc239784203"/>
+      <w:bookmarkStart w:id="6" w:name="_Toc239784374"/>
       <w:r>
         <w:t>1.4 Метрики и проверка</w:t>
       </w:r>
@@ -1417,7 +1417,7 @@
         <w:spacing w:before="240" w:after="240"/>
         <w:jc w:val="left"/>
       </w:pPr>
-      <w:bookmarkStart w:id="7" w:name="_Toc239784204"/>
+      <w:bookmarkStart w:id="7" w:name="_Toc239784375"/>
       <w:r>
         <w:t>1.5 Вклад участников</w:t>
       </w:r>
@@ -1441,7 +1441,7 @@
         <w:spacing w:before="240" w:after="240"/>
         <w:jc w:val="left"/>
       </w:pPr>
-      <w:bookmarkStart w:id="8" w:name="_Toc239784205"/>
+      <w:bookmarkStart w:id="8" w:name="_Toc239784376"/>
       <w:r>
         <w:t>1.6 Ограничения</w:t>
       </w:r>
@@ -1462,7 +1462,7 @@
         <w:spacing w:before="240" w:after="240"/>
         <w:jc w:val="left"/>
       </w:pPr>
-      <w:bookmarkStart w:id="9" w:name="_Toc239784206"/>
+      <w:bookmarkStart w:id="9" w:name="_Toc239784377"/>
       <w:r>
         <w:t>1.7 Результаты двух режимов</w:t>
       </w:r>
@@ -1644,7 +1644,7 @@
                 <w:b/>
                 <w:sz w:val="20"/>
               </w:rPr>
-              <w:t>Входные токены</w:t>
+              <w:t>Вход, токены</w:t>
             </w:r>
           </w:p>
         </w:tc>
@@ -1663,7 +1663,7 @@
                 <w:b/>
                 <w:sz w:val="20"/>
               </w:rPr>
-              <w:t>Выходные токены</w:t>
+              <w:t>Выход, токены</w:t>
             </w:r>
           </w:p>
         </w:tc>
@@ -1826,7 +1826,13 @@
               <w:rPr>
                 <w:sz w:val="20"/>
               </w:rPr>
-              <w:t>Train / BM25</w:t>
+              <w:t xml:space="preserve">Train / </w:t>
+            </w:r>
+            <w:r>
+              <w:rPr>
+                <w:sz w:val="20"/>
+              </w:rPr>
+              <w:t>BM25</w:t>
             </w:r>
           </w:p>
         </w:tc>
@@ -2241,24 +2247,24 @@
     </w:p>
     <w:p>
       <w:r>
-        <w:t xml:space="preserve">На test BM25 уменьшил среднее число входных токенов на 63,26%, а время — на 10,75%. Экономия </w:t>
+        <w:t xml:space="preserve">На test BM25 уменьшил среднее число входных токенов на 63,26%, а время — на 10,75%. Экономия времени </w:t>
       </w:r>
       <w:r>
-        <w:t>времени не пропорциональна экономии входа: генерация и постоянные расходы запроса остаются. Exact match равен 0,675 для full и 0,575 для BM25: расхождения с метрикой полноты преимущественно вызваны добавлением слов вроде «страниц», а не неверным фактом. Не</w:t>
+        <w:t>не пропорциональна экономии входа: генерация и постоянные расходы запроса остаются. Exact match равен 0,675 для full и 0,575 для BM25: расхождения с метрикой полноты преимущественно вызваны добавлением слов вроде «страниц», а не неверным фактом. Нельзя инт</w:t>
       </w:r>
       <w:r>
-        <w:t>льзя интерпретировать низкий exact match как столько же смысловых ошибок.</w:t>
+        <w:t>ерпретировать низкий exact match как столько же смысловых ошибок.</w:t>
       </w:r>
     </w:p>
     <w:p>
       <w:r>
-        <w:t>Все 30 вопросов, не имеющих ответа в полном документе, привели к отказам обоих режимов. Однако answerable имеет две разные интерпретации. По полному документу оба режима распознают е</w:t>
+        <w:t>Все 30 вопросов, не имеющих ответа в полном документе, привели к отказам обоих режимов. Однако answerable имеет две разные интерпретации. По полному документу оба режима распознают его без о</w:t>
       </w:r>
       <w:r>
-        <w:t>го без ошибок. По фактически переданному контексту BM25 ошибается на десяти шестичастных вопросах: отвечает true и перечисляет только пять разрешений. Поэтому дополнительная context_answerable_accuracy равна 0,90 против 1,00 у full. Oracle доступного конте</w:t>
+        <w:t>шибок. По фактически переданному контексту BM25 ошибается на десяти шестичастных вопросах: отвечает true и перечисляет только пять разрешений. Поэтому дополнительная context_answerable_accuracy равна 0,90 против 1,00 у full. Oracle доступного контекста зде</w:t>
       </w:r>
       <w:r>
-        <w:t>кста здесь требует всех эталонных посылок; для данного корпуса альтернативных доказательств нет.</w:t>
+        <w:t>сь требует всех эталонных посылок; для данного корпуса альтернативных доказательств нет.</w:t>
       </w:r>
     </w:p>
     <w:p>
@@ -2268,7 +2274,7 @@
         <w:spacing w:before="240" w:after="240"/>
         <w:jc w:val="left"/>
       </w:pPr>
-      <w:bookmarkStart w:id="10" w:name="_Toc239784207"/>
+      <w:bookmarkStart w:id="10" w:name="_Toc239784378"/>
       <w:r>
         <w:t>1.8 Анализ ошибок</w:t>
       </w:r>
@@ -2276,58 +2282,55 @@
     </w:p>
     <w:p>
       <w:r>
-        <w:t xml:space="preserve">В results/error_analysis.md отдельно разобраны пять потерь retrieval (Q005, Q015, Q025, Q035, Q045) и пять нарушений достаточности контекста </w:t>
+        <w:t>В results/error_analysis.md отдельно разобраны пять потерь retrieval (Q005, Q015, Q025, Q035, Q045) и пять нарушений достаточности контекста (Q055, Q</w:t>
       </w:r>
       <w:r>
-        <w:t xml:space="preserve">(Q055, Q065, Q075, Q085, Q095). Это десять различных запросов; механизм в них общий. Первые показывают физический предел top-5, вторые — неспособность генератора отказаться при потере последней обязательной </w:t>
+        <w:t xml:space="preserve">065, Q075, Q085, Q095). Это десять различных запросов; механизм в них общий. Первые показывают физический предел top-5, вторые — неспособность генератора отказаться при потере последней обязательной </w:t>
       </w:r>
       <w:r>
         <w:lastRenderedPageBreak/>
-        <w:t xml:space="preserve">части ответа. Существование каждого приведённого </w:t>
+        <w:t>части ответа. Существование каждого приведённого evidence</w:t>
       </w:r>
       <w:r>
-        <w:t>evidence_id ещё не означает полноты доказательства.</w:t>
+        <w:t>_id ещё не означает полноты доказательства.</w:t>
       </w:r>
     </w:p>
     <w:p>
       <w:r>
-        <w:t>На основном наборе не обнаружено ошибок генератора при наличии всех правильных абзацев. Поэтому пять таких ошибок не придуманы. Для дополнительной проверки создан отдельный exploratory challenge из 15 нов</w:t>
+        <w:t>На основном наборе не обнаружено ошибок генератора при наличии всех правильных абзацев. Поэтому пять таких ошибок не придуманы. Для дополнительной проверки создан отдельный exploratory challenge из 15 новых случа</w:t>
       </w:r>
       <w:r>
-        <w:t xml:space="preserve">ых случаев: равносильные противоречия, отменённый лимит, цитата сценки, ложная предпосылка, контрфактическое условие, неутверждённый бюджет, отрицания и исключения. Он заморожен после основного эксперимента и до собственных вызовов, оценивается отдельно и </w:t>
+        <w:t>ев: равносильные противоречия, отменённый лимит, цитата сценки, ложная предпосылка, контрфактическое условие, неутверждённый бюджет, отрицания и исключения. Он заморожен после основного эксперимента и до собственных вызовов, оценивается отдельно и не меняе</w:t>
       </w:r>
       <w:r>
-        <w:t>не меняет основные 100 вопросов. Это исследовательское дополнение, а не независимый ранее отложенный тест.</w:t>
+        <w:t>т основные 100 вопросов. Это исследовательское дополнение, а не независимый ранее отложенный тест.</w:t>
       </w:r>
     </w:p>
     <w:p>
       <w:r>
-        <w:t>В challenge из 15 случаев точность полных ответов составила 14/15 (0,933) для full и 13/15 (0,867) для BM25. Оба режима ошиблись на CH07: назвали Ант</w:t>
+        <w:t>В challenge из 15 случаев точность полных ответов составила 14/15 (0,933) для full и 13/15 (0,867) для BM25. Оба режима ошиблись на CH07: назвали Антона по р</w:t>
       </w:r>
       <w:r>
-        <w:t>она по реплике учебной сценки, хотя второй абзац ограничивал событие сценкой и указывал отсутствие зарегистрированного реального отключения. Оба абзаца были доступны обоим режимам. Дополнительно BM25 на CH14 потерял отзыв разрешения и выбрал шкаф С-18 вмес</w:t>
-      </w:r>
-      <w:r>
-        <w:t>то С-29.</w:t>
+        <w:t>еплике учебной сценки, хотя второй абзац ограничивал событие сценкой и указывал отсутствие зарегистрированного реального отключения. Оба абзаца были доступны обоим режимам. Дополнительно BM25 на CH14 потерял отзыв разрешения и выбрал шкаф С-18 вместо С-29.</w:t>
       </w:r>
     </w:p>
     <w:p>
       <w:r>
-        <w:t>После обнаружения CH07 отдельно заморожены четыре диагностических варианта цитаты QR01–QR04. Full ошибся на всех четырёх; BM25 правильно отказался на QR01 и ошибся на трёх остальных. Точности этой целенаправленной репликации — 0/4 и 1/4 соответств</w:t>
+        <w:t>После обнаружения CH07 отдельно заморожены четыре диагностических варианта цитаты QR01–QR04. Full ошибся на всех четырёх; BM25 правильно отказался на QR01 и ошибся на трёх остальных. Точности этой целенаправленной репликации — 0/4 и 1/4 соответственно; их</w:t>
       </w:r>
       <w:r>
-        <w:t xml:space="preserve">енно; их нельзя считать оценкой обычного потока вопросов. При всех 38 дополнительных запросах JSON оставался валидным. Таким образом, получены пять различных фактических full-ошибок при наличии правильного контекста, но все они воспроизводят один механизм </w:t>
+        <w:t xml:space="preserve"> нельзя считать оценкой обычного потока вопросов. При всех 38 дополнительных запросах JSON оставался валидным. Таким образом, получены пять различных фактических full-ошибок при наличии правильного контекста, но все они воспроизводят один механизм переноса</w:t>
       </w:r>
       <w:r>
-        <w:t>переноса события из цитаты в действительность.</w:t>
+        <w:t xml:space="preserve"> события из цитаты в действительность.</w:t>
       </w:r>
     </w:p>
     <w:p>
       <w:r>
-        <w:t>Во время восьми запросов репликации GPU использовался также другой лабораторной. Время дополнительных запросов сохранено для аудита, но не используется для сравнения быстродействия. Флаг shared_gpu_workload от</w:t>
+        <w:t>Во время восьми запросов репликации GPU использовался также другой лабораторной. Время дополнительных запросов сохранено для аудита, но не используется для сравнения быстродействия. Флаг shared_gpu_workload отмечает р</w:t>
       </w:r>
       <w:r>
-        <w:t xml:space="preserve">мечает репликацию в CSV; timing_comparable=false </w:t>
+        <w:t xml:space="preserve">епликацию в CSV; timing_comparable=false </w:t>
       </w:r>
       <w:r>
         <w:lastRenderedPageBreak/>
@@ -2341,7 +2344,7 @@
         <w:spacing w:before="240" w:after="240"/>
         <w:jc w:val="left"/>
       </w:pPr>
-      <w:bookmarkStart w:id="11" w:name="_Toc239784208"/>
+      <w:bookmarkStart w:id="11" w:name="_Toc239784379"/>
       <w:r>
         <w:t>1.9 Пятнадцать разобранных ошибок</w:t>
       </w:r>
@@ -2349,10 +2352,10 @@
     </w:p>
     <w:p>
       <w:r>
-        <w:t xml:space="preserve">1. Q005 / BM25 — Retrieval. Из </w:t>
+        <w:t xml:space="preserve">1. Q005 / BM25 — Retrieval. Из шести </w:t>
       </w:r>
       <w:r>
-        <w:t>шести самостоятельных разрешений top-5 вернул только пять. Полного ответа в контексте нет.</w:t>
+        <w:t>самостоятельных разрешений top-5 вернул только пять. Полного ответа в контексте нет.</w:t>
       </w:r>
     </w:p>
     <w:p>
@@ -2362,10 +2365,10 @@
     </w:p>
     <w:p>
       <w:r>
-        <w:t>3. Q025 / BM25 — Retrieval. Лексическое сходст</w:t>
+        <w:t>3. Q025 / BM25 — Retrieval. Лексическое сходство поз</w:t>
       </w:r>
       <w:r>
-        <w:t>во позволяет найти тему, но не преодолеть предел пяти абзацев.</w:t>
+        <w:t>воляет найти тему, но не преодолеть предел пяти абзацев.</w:t>
       </w:r>
     </w:p>
     <w:p>
@@ -2375,10 +2378,10 @@
     </w:p>
     <w:p>
       <w:r>
-        <w:t xml:space="preserve">5. Q045 / BM25 — Retrieval. Даже идеальное ранжирование не поместит шесть обязательных </w:t>
+        <w:t>5. Q045 / BM25 — Retrieval. Даже идеальное ранжирование не поместит шесть обязательных абзаце</w:t>
       </w:r>
       <w:r>
-        <w:t>абзацев в пять мест.</w:t>
+        <w:t>в в пять мест.</w:t>
       </w:r>
     </w:p>
     <w:p>
@@ -2393,10 +2396,10 @@
     </w:p>
     <w:p>
       <w:r>
-        <w:t>8. Q07</w:t>
+        <w:t>8. Q075 / BM</w:t>
       </w:r>
       <w:r>
-        <w:t>5 / BM25 — Answerable. Все приведённые ссылки существуют, однако полнота запрошенного перечня не проверена.</w:t>
+        <w:t>25 — Answerable. Все приведённые ссылки существуют, однако полнота запрошенного перечня не проверена.</w:t>
       </w:r>
     </w:p>
     <w:p>
@@ -2406,10 +2409,10 @@
     </w:p>
     <w:p>
       <w:r>
-        <w:t>10. Q095 / BM25 — Answerable. Повторяется избыточн</w:t>
+        <w:t>10. Q095 / BM25 — Answerable. Повторяется избыточное реш</w:t>
       </w:r>
       <w:r>
-        <w:t>ое решение true при недостающей шестой посылке.</w:t>
+        <w:t>ение true при недостающей шестой посылке.</w:t>
       </w:r>
     </w:p>
     <w:p>
@@ -2464,7 +2467,7 @@
         <w:ind w:firstLine="0"/>
         <w:jc w:val="center"/>
       </w:pPr>
-      <w:bookmarkStart w:id="12" w:name="_Toc239784209"/>
+      <w:bookmarkStart w:id="12" w:name="_Toc239784380"/>
       <w:r>
         <w:lastRenderedPageBreak/>
         <w:t>ЗАКЛЮЧЕНИЕ</w:t>
@@ -2491,7 +2494,7 @@
         <w:ind w:firstLine="0"/>
         <w:jc w:val="center"/>
       </w:pPr>
-      <w:bookmarkStart w:id="13" w:name="_Toc239784210"/>
+      <w:bookmarkStart w:id="13" w:name="_Toc239784381"/>
       <w:r>
         <w:lastRenderedPageBreak/>
         <w:t>СПИСОК ИСПОЛЬЗОВАННЫХ ИСТОЧНИКОВ</w:t>
@@ -14579,7 +14582,7 @@
 </file>
 
 <file path=customXml/itemProps1.xml><?xml version="1.0" encoding="utf-8"?>
-<ds:datastoreItem xmlns:ds="http://schemas.openxmlformats.org/officeDocument/2006/customXml" ds:itemID="{647FAAE5-1173-4464-85FC-D7BC94CDC100}">
+<ds:datastoreItem xmlns:ds="http://schemas.openxmlformats.org/officeDocument/2006/customXml" ds:itemID="{B467D83E-7526-40F7-8A5E-445DD60D4E00}">
   <ds:schemaRefs>
     <ds:schemaRef ds:uri="http://schemas.openxmlformats.org/officeDocument/2006/bibliography"/>
   </ds:schemaRefs>

--- a/lab05_mini_rag/report.docx
+++ b/lab05_mini_rag/report.docx
@@ -195,14 +195,27 @@
     <w:p>
       <w:pPr>
         <w:pStyle w:val="aff9"/>
-        <w:spacing w:before="1240" w:beforeAutospacing="0" w:after="0" w:afterAutospacing="0"/>
+        <w:spacing w:before="1040" w:beforeAutospacing="0" w:after="0" w:afterAutospacing="0"/>
         <w:jc w:val="both"/>
       </w:pPr>
       <w:r>
         <w:rPr>
           <w:sz w:val="28"/>
         </w:rPr>
-        <w:t>Обучающийся: Дущенко Даниил Александрович, К3341</w:t>
+        <w:t>Обучающиеся: Дущенко Даниил Александрович, К3341</w:t>
+      </w:r>
+    </w:p>
+    <w:p>
+      <w:pPr>
+        <w:pStyle w:val="aff9"/>
+        <w:spacing w:before="0" w:beforeAutospacing="0" w:after="0" w:afterAutospacing="0"/>
+        <w:jc w:val="both"/>
+      </w:pPr>
+      <w:r>
+        <w:rPr>
+          <w:sz w:val="28"/>
+        </w:rPr>
+        <w:t>Коваленко Евгений Юрьевич, К3341</w:t>
       </w:r>
     </w:p>
     <w:p>
@@ -283,7 +296,7 @@
       <w:r>
         <w:fldChar w:fldCharType="separate"/>
       </w:r>
-      <w:hyperlink w:anchor="_Toc239784369" w:history="1">
+      <w:hyperlink w:anchor="_Toc239790096" w:history="1">
         <w:r>
           <w:rPr>
             <w:rStyle w:val="aff8"/>
@@ -311,7 +324,7 @@
             <w:noProof/>
             <w:webHidden/>
           </w:rPr>
-          <w:instrText xml:space="preserve"> PAGEREF _Toc239784369 \h </w:instrText>
+          <w:instrText xml:space="preserve"> PAGEREF _Toc239790096 \h </w:instrText>
         </w:r>
         <w:r>
           <w:rPr>
@@ -356,7 +369,7 @@
           <w:lang w:val="ru-RU" w:eastAsia="ru-RU"/>
         </w:rPr>
       </w:pPr>
-      <w:hyperlink w:anchor="_Toc239784370" w:history="1">
+      <w:hyperlink w:anchor="_Toc239790097" w:history="1">
         <w:r>
           <w:rPr>
             <w:rStyle w:val="aff8"/>
@@ -384,7 +397,7 @@
             <w:noProof/>
             <w:webHidden/>
           </w:rPr>
-          <w:instrText xml:space="preserve"> PAGEREF _Toc239784370 \h </w:instrText>
+          <w:instrText xml:space="preserve"> PAGEREF _Toc239790097 \h </w:instrText>
         </w:r>
         <w:r>
           <w:rPr>
@@ -429,7 +442,7 @@
           <w:lang w:val="ru-RU" w:eastAsia="ru-RU"/>
         </w:rPr>
       </w:pPr>
-      <w:hyperlink w:anchor="_Toc239784371" w:history="1">
+      <w:hyperlink w:anchor="_Toc239790098" w:history="1">
         <w:r>
           <w:rPr>
             <w:rStyle w:val="aff8"/>
@@ -457,7 +470,7 @@
             <w:noProof/>
             <w:webHidden/>
           </w:rPr>
-          <w:instrText xml:space="preserve"> PAGEREF _Toc239784371 \h </w:instrText>
+          <w:instrText xml:space="preserve"> PAGEREF _Toc239790098 \h </w:instrText>
         </w:r>
         <w:r>
           <w:rPr>
@@ -502,7 +515,7 @@
           <w:lang w:val="ru-RU" w:eastAsia="ru-RU"/>
         </w:rPr>
       </w:pPr>
-      <w:hyperlink w:anchor="_Toc239784372" w:history="1">
+      <w:hyperlink w:anchor="_Toc239790099" w:history="1">
         <w:r>
           <w:rPr>
             <w:rStyle w:val="aff8"/>
@@ -530,7 +543,7 @@
             <w:noProof/>
             <w:webHidden/>
           </w:rPr>
-          <w:instrText xml:space="preserve"> PAGEREF _Toc239784372 \h </w:instrText>
+          <w:instrText xml:space="preserve"> PAGEREF _Toc239790099 \h </w:instrText>
         </w:r>
         <w:r>
           <w:rPr>
@@ -575,7 +588,7 @@
           <w:lang w:val="ru-RU" w:eastAsia="ru-RU"/>
         </w:rPr>
       </w:pPr>
-      <w:hyperlink w:anchor="_Toc239784373" w:history="1">
+      <w:hyperlink w:anchor="_Toc239790100" w:history="1">
         <w:r>
           <w:rPr>
             <w:rStyle w:val="aff8"/>
@@ -603,7 +616,7 @@
             <w:noProof/>
             <w:webHidden/>
           </w:rPr>
-          <w:instrText xml:space="preserve"> PAGEREF _Toc239784373 \h </w:instrText>
+          <w:instrText xml:space="preserve"> PAGEREF _Toc239790100 \h </w:instrText>
         </w:r>
         <w:r>
           <w:rPr>
@@ -648,7 +661,7 @@
           <w:lang w:val="ru-RU" w:eastAsia="ru-RU"/>
         </w:rPr>
       </w:pPr>
-      <w:hyperlink w:anchor="_Toc239784374" w:history="1">
+      <w:hyperlink w:anchor="_Toc239790101" w:history="1">
         <w:r>
           <w:rPr>
             <w:rStyle w:val="aff8"/>
@@ -676,7 +689,7 @@
             <w:noProof/>
             <w:webHidden/>
           </w:rPr>
-          <w:instrText xml:space="preserve"> PAGEREF _Toc239784374 \h </w:instrText>
+          <w:instrText xml:space="preserve"> PAGEREF _Toc239790101 \h </w:instrText>
         </w:r>
         <w:r>
           <w:rPr>
@@ -721,7 +734,7 @@
           <w:lang w:val="ru-RU" w:eastAsia="ru-RU"/>
         </w:rPr>
       </w:pPr>
-      <w:hyperlink w:anchor="_Toc239784375" w:history="1">
+      <w:hyperlink w:anchor="_Toc239790102" w:history="1">
         <w:r>
           <w:rPr>
             <w:rStyle w:val="aff8"/>
@@ -749,7 +762,7 @@
             <w:noProof/>
             <w:webHidden/>
           </w:rPr>
-          <w:instrText xml:space="preserve"> PAGEREF _Toc239784375 \h </w:instrText>
+          <w:instrText xml:space="preserve"> PAGEREF _Toc239790102 \h </w:instrText>
         </w:r>
         <w:r>
           <w:rPr>
@@ -794,7 +807,7 @@
           <w:lang w:val="ru-RU" w:eastAsia="ru-RU"/>
         </w:rPr>
       </w:pPr>
-      <w:hyperlink w:anchor="_Toc239784376" w:history="1">
+      <w:hyperlink w:anchor="_Toc239790103" w:history="1">
         <w:r>
           <w:rPr>
             <w:rStyle w:val="aff8"/>
@@ -822,7 +835,7 @@
             <w:noProof/>
             <w:webHidden/>
           </w:rPr>
-          <w:instrText xml:space="preserve"> PAGEREF _Toc239784376 \h </w:instrText>
+          <w:instrText xml:space="preserve"> PAGEREF _Toc239790103 \h </w:instrText>
         </w:r>
         <w:r>
           <w:rPr>
@@ -867,7 +880,7 @@
           <w:lang w:val="ru-RU" w:eastAsia="ru-RU"/>
         </w:rPr>
       </w:pPr>
-      <w:hyperlink w:anchor="_Toc239784377" w:history="1">
+      <w:hyperlink w:anchor="_Toc239790104" w:history="1">
         <w:r>
           <w:rPr>
             <w:rStyle w:val="aff8"/>
@@ -895,7 +908,7 @@
             <w:noProof/>
             <w:webHidden/>
           </w:rPr>
-          <w:instrText xml:space="preserve"> PAGEREF _Toc239784377 \h </w:instrText>
+          <w:instrText xml:space="preserve"> PAGEREF _Toc239790104 \h </w:instrText>
         </w:r>
         <w:r>
           <w:rPr>
@@ -940,7 +953,7 @@
           <w:lang w:val="ru-RU" w:eastAsia="ru-RU"/>
         </w:rPr>
       </w:pPr>
-      <w:hyperlink w:anchor="_Toc239784378" w:history="1">
+      <w:hyperlink w:anchor="_Toc239790105" w:history="1">
         <w:r>
           <w:rPr>
             <w:rStyle w:val="aff8"/>
@@ -968,7 +981,7 @@
             <w:noProof/>
             <w:webHidden/>
           </w:rPr>
-          <w:instrText xml:space="preserve"> PAGEREF _Toc239784378 \h </w:instrText>
+          <w:instrText xml:space="preserve"> PAGEREF _Toc239790105 \h </w:instrText>
         </w:r>
         <w:r>
           <w:rPr>
@@ -1013,7 +1026,7 @@
           <w:lang w:val="ru-RU" w:eastAsia="ru-RU"/>
         </w:rPr>
       </w:pPr>
-      <w:hyperlink w:anchor="_Toc239784379" w:history="1">
+      <w:hyperlink w:anchor="_Toc239790106" w:history="1">
         <w:r>
           <w:rPr>
             <w:rStyle w:val="aff8"/>
@@ -1041,7 +1054,7 @@
             <w:noProof/>
             <w:webHidden/>
           </w:rPr>
-          <w:instrText xml:space="preserve"> PAGEREF _Toc239784379 \h </w:instrText>
+          <w:instrText xml:space="preserve"> PAGEREF _Toc239790106 \h </w:instrText>
         </w:r>
         <w:r>
           <w:rPr>
@@ -1086,7 +1099,7 @@
           <w:lang w:val="ru-RU" w:eastAsia="ru-RU"/>
         </w:rPr>
       </w:pPr>
-      <w:hyperlink w:anchor="_Toc239784380" w:history="1">
+      <w:hyperlink w:anchor="_Toc239790107" w:history="1">
         <w:r>
           <w:rPr>
             <w:rStyle w:val="aff8"/>
@@ -1114,7 +1127,7 @@
             <w:noProof/>
             <w:webHidden/>
           </w:rPr>
-          <w:instrText xml:space="preserve"> PAGEREF _Toc239784380 \h </w:instrText>
+          <w:instrText xml:space="preserve"> PAGEREF _Toc239790107 \h </w:instrText>
         </w:r>
         <w:r>
           <w:rPr>
@@ -1159,7 +1172,7 @@
           <w:lang w:val="ru-RU" w:eastAsia="ru-RU"/>
         </w:rPr>
       </w:pPr>
-      <w:hyperlink w:anchor="_Toc239784381" w:history="1">
+      <w:hyperlink w:anchor="_Toc239790108" w:history="1">
         <w:r>
           <w:rPr>
             <w:rStyle w:val="aff8"/>
@@ -1187,7 +1200,7 @@
             <w:noProof/>
             <w:webHidden/>
           </w:rPr>
-          <w:instrText xml:space="preserve"> PAGEREF _Toc239784381 \h </w:instrText>
+          <w:instrText xml:space="preserve"> PAGEREF _Toc239790108 \h </w:instrText>
         </w:r>
         <w:r>
           <w:rPr>
@@ -1235,7 +1248,7 @@
         <w:ind w:firstLine="0"/>
         <w:jc w:val="center"/>
       </w:pPr>
-      <w:bookmarkStart w:id="1" w:name="_Toc239784369"/>
+      <w:bookmarkStart w:id="1" w:name="_Toc239790096"/>
       <w:r>
         <w:lastRenderedPageBreak/>
         <w:t>ВВЕДЕНИЕ</w:t>
@@ -1244,10 +1257,10 @@
     </w:p>
     <w:p>
       <w:r>
-        <w:t xml:space="preserve">Разделить ошибки поиска контекста и ошибки генерации ответа, сравнив </w:t>
+        <w:t xml:space="preserve">Разделить ошибки поиска контекста и </w:t>
       </w:r>
       <w:r>
-        <w:t>полный документ с BM25 top-5 на одной локальной языковой модели. Отдельно проверить ссылки на доказательства и способность отказываться от ответа при недостатке сведений.</w:t>
+        <w:t>ошибки генерации ответа, сравнив полный документ с BM25 top-5 на одной локальной языковой модели. Отдельно проверить ссылки на доказательства и способность отказываться от ответа при недостатке сведений.</w:t>
       </w:r>
     </w:p>
     <w:p>
@@ -1258,7 +1271,7 @@
         <w:spacing w:after="240"/>
         <w:jc w:val="left"/>
       </w:pPr>
-      <w:bookmarkStart w:id="2" w:name="_Toc239784370"/>
+      <w:bookmarkStart w:id="2" w:name="_Toc239790097"/>
       <w:r>
         <w:lastRenderedPageBreak/>
         <w:t>1 Выполнение работы</w:t>
@@ -1272,43 +1285,43 @@
         <w:spacing w:before="240" w:after="240"/>
         <w:jc w:val="left"/>
       </w:pPr>
-      <w:bookmarkStart w:id="3" w:name="_Toc239784371"/>
+      <w:bookmarkStart w:id="3" w:name="_Toc239790098"/>
       <w:r>
-        <w:t>1.1 Данные и организация эксперимента</w:t>
+        <w:t xml:space="preserve">1.1 Данные и организация </w:t>
+      </w:r>
+      <w:r>
+        <w:t>эксперимента</w:t>
       </w:r>
       <w:bookmarkEnd w:id="3"/>
     </w:p>
     <w:p>
       <w:r>
-        <w:t xml:space="preserve">Программно создано 30 </w:t>
+        <w:t>Мы программно создали 30 полностью вымышленных регламентов архивов по 24 абзаца. Каждый абзац имеет стабильный целочисленный идентификатор внутри документа. Корпус содержит 100 уникальных пар «документ–вопрос»; 30 вопросов не имеют ответа. Уче</w:t>
       </w:r>
       <w:r>
-        <w:t>полностью вымышленных регламентов архивов по 24 абзаца. Каждый абзац имеет стабильный целочисленный идентификатор внутри документа. Корпус содержит 100 уникальных пар «документ–вопрос»; 30 вопросов не имеют ответа. Учебная часть включает 60 вопросов, тесто</w:t>
-      </w:r>
-      <w:r>
-        <w:t>вая — 40. Документы учебной и тестовой частей не пересекаются. Повторяются схемы вопросов, поэтому тест проверяет перенос извлечения на новые значения и документы, а не на принципиально новые типы запросов.</w:t>
+        <w:t>бная часть включает 60 вопросов, тестовая — 40. Документы учебной и тестовой частей не пересекаются. Повторяются схемы вопросов, поэтому тест проверяет перенос извлечения на новые значения и документы, а не на принципиально новые типы запросов.</w:t>
       </w:r>
     </w:p>
     <w:p>
       <w:r>
-        <w:t>Вопросы охватывают должностных лиц, сроки, действ</w:t>
+        <w:t>Вопросы охв</w:t>
       </w:r>
       <w:r>
-        <w:t>ия при аварии, отменённые нормы, контакты и отсутствующие сведения. Десять вопросов требуют объединить шесть разрешений из шести самостоятельных абзацев. Это намеренно трудный случай для ограничения top-5, а не случайная ошибка индекса. Эталон ответа созда</w:t>
+        <w:t>атывают должностных лиц, сроки, действия при аварии, отменённые нормы, контакты и отсутствующие сведения. Десять вопросов требуют объединить шесть разрешений из шести самостоятельных абзацев. Это намеренно трудный случай для ограничения top-5, а не случайн</w:t>
       </w:r>
       <w:r>
-        <w:t>вался одновременно с фактами по детерминированным правилам и не выводился из предсказаний модели.</w:t>
+        <w:t>ая ошибка индекса. Эталон ответа создавался одновременно с фактами по детерминированным правилам и не выводился из предсказаний модели.</w:t>
       </w:r>
     </w:p>
     <w:p>
       <w:r>
-        <w:t>Учебные эталоны сохранены в data/train.jsonl. Публичная тестовая часть не содержит ответов; файл evaluation_private/test_gold.jsonl читает только оценщик. Ген</w:t>
+        <w:t>Учебные эталоны сохранены в data/train.jsonl. Публичная тестовая часть не содержит ответов; файл evaluation_private/test</w:t>
       </w:r>
       <w:r>
-        <w:t>ератор использует исключительно документы и вопросы. До вызовов сохранён манифест SHA-256; параметры и промпт после фиксации не подбираются по тесту. Это процедурное разделение в одном учебном репозитории: автор имеет доступ к закрытым эталонам, поэтому ре</w:t>
+        <w:t xml:space="preserve">_gold.jsonl читает только оценщик. Генератор использует исключительно документы и вопросы. До вызовов сохранён манифест SHA-256; параметры и промпт после фиксации не подбираются по тесту. Это процедурное разделение в одном учебном репозитории: автор имеет </w:t>
       </w:r>
       <w:r>
-        <w:t>чь не идёт о независимом внешнем экзаменационном наборе.</w:t>
+        <w:t>доступ к закрытым эталонам, поэтому речь не идёт о независимом внешнем экзаменационном наборе.</w:t>
       </w:r>
     </w:p>
     <w:p>
@@ -1318,7 +1331,7 @@
         <w:spacing w:before="240" w:after="240"/>
         <w:jc w:val="left"/>
       </w:pPr>
-      <w:bookmarkStart w:id="4" w:name="_Toc239784372"/>
+      <w:bookmarkStart w:id="4" w:name="_Toc239790099"/>
       <w:r>
         <w:t>1.2 Реализация</w:t>
       </w:r>
@@ -1326,28 +1339,28 @@
     </w:p>
     <w:p>
       <w:r>
-        <w:t>Сегментация задана при генерации документов. Для ранжирования используется BM25, относящийся к вероятностным моделям информационного поиска [1]. BM25Okapi строится отдельно для докумен</w:t>
+        <w:t>Сегментация задана при генерации документов. Для ранжирования используется BM25, относящийся к вероятностным моделям информационного поиска [1]. B</w:t>
       </w:r>
       <w:r>
-        <w:t xml:space="preserve">та из вопроса; токенизация выполняется razdel, регистр снижается, </w:t>
+        <w:t xml:space="preserve">M25Okapi строится отдельно для документа из вопроса; токенизация выполняется razdel, регистр снижается, </w:t>
       </w:r>
       <w:r>
         <w:lastRenderedPageBreak/>
-        <w:t xml:space="preserve">лемматизация не применяется. При равных оценках сохраняется исходный порядок абзацев. Режим full получает все 24 абзаца, режим bm25 — ровно пять. Одна и та же модель и один системный промпт </w:t>
+        <w:t>лемматизация не применяется. При равных оценках сохраняется исходный порядок абзацев. Режим full получает все 24 абзаца, режим bm25 — ровно пять. Одна и</w:t>
       </w:r>
       <w:r>
-        <w:t>требуют ответ только по переданному контексту, допускают отказ и запрещают ссылки на отсутствующие абзацы.</w:t>
+        <w:t xml:space="preserve"> та же модель и один системный промпт требуют ответ только по переданному контексту, допускают отказ и запрещают ссылки на отсутствующие абзацы.</w:t>
       </w:r>
     </w:p>
     <w:p>
       <w:r>
-        <w:t>Pydantic проверяет строгие типы без автоматического приведения значений [2]; схема также запрещает лишние поля. Положительный ответ требует непустого</w:t>
+        <w:t>Pydantic проверяет строгие типы без автоматического приведения значений [2]; схема также запрещает лишние поля.</w:t>
       </w:r>
       <w:r>
-        <w:t xml:space="preserve"> текста и evidence_ids; отказ требует null и пустого списка. Повторяющиеся и несуществующие идентификаторы отклоняются. Ответы не ремонтируются и повторные запросы не используются. Сырые ответы, признак валидности, параметры, токены и время каждого запроса</w:t>
+        <w:t xml:space="preserve"> Положительный ответ требует непустого текста и evidence_ids; отказ требует null и пустого списка. Повторяющиеся и несуществующие идентификаторы отклоняются. Ответы не ремонтируются и повторные запросы не используются. Сырые ответы, признак валидности, пар</w:t>
       </w:r>
       <w:r>
-        <w:t xml:space="preserve"> сохраняются до анализа.</w:t>
+        <w:t>аметры, токены и время каждого запроса сохраняются до анализа.</w:t>
       </w:r>
     </w:p>
     <w:p>
@@ -1357,7 +1370,7 @@
         <w:spacing w:before="240" w:after="240"/>
         <w:jc w:val="left"/>
       </w:pPr>
-      <w:bookmarkStart w:id="5" w:name="_Toc239784373"/>
+      <w:bookmarkStart w:id="5" w:name="_Toc239790100"/>
       <w:r>
         <w:t>1.3 Поиск до подключения LLM</w:t>
       </w:r>
@@ -1365,13 +1378,13 @@
     </w:p>
     <w:p>
       <w:r>
-        <w:t>Macro recall доказательных абзацев в top-5 равен 0,97619 отдельно на учебной и тестовой частях. Вопросы без ответа исключены из знаменателя recall, поскольку у них нет доказательных абзацев. На 60 одноф</w:t>
+        <w:t xml:space="preserve">Macro recall доказательных абзацев в top-5 равен 0,97619 отдельно на учебной и тестовой частях. Вопросы без ответа исключены из знаменателя recall, поскольку у них </w:t>
       </w:r>
       <w:r>
-        <w:t>актных вопросах recall равен 1; на 10 шестичастных — 5/6. Полнота набора доказательств составляет 60/70 = 0,85714. Высокий усреднённый recall поэтому не означает достаточности контекста для каждого ответа. Для шестичастного запроса ни настройка токенизатор</w:t>
+        <w:t>нет доказательных абзацев. На 60 однофактных вопросах recall равен 1; на 10 шестичастных — 5/6. Полнота набора доказательств составляет 60/70 = 0,85714. Высокий усреднённый recall поэтому не означает достаточности контекста для каждого ответа. Для шестичас</w:t>
       </w:r>
       <w:r>
-        <w:t>а, ни улучшение ранжирования не позволяют поместить шесть абзацев в top-5.</w:t>
+        <w:t>тного запроса ни настройка токенизатора, ни улучшение ранжирования не позволяют поместить шесть абзацев в top-5.</w:t>
       </w:r>
     </w:p>
     <w:p>
@@ -1381,7 +1394,7 @@
         <w:spacing w:before="240" w:after="240"/>
         <w:jc w:val="left"/>
       </w:pPr>
-      <w:bookmarkStart w:id="6" w:name="_Toc239784374"/>
+      <w:bookmarkStart w:id="6" w:name="_Toc239790101"/>
       <w:r>
         <w:t>1.4 Метрики и проверка</w:t>
       </w:r>
@@ -1389,25 +1402,25 @@
     </w:p>
     <w:p>
       <w:r>
-        <w:t>Качество ответа оценивается по наличию всех нормализованных эталонных значений с границами токенов; дополнительно публикуется exact match. Для имён, чисел и а</w:t>
+        <w:t>Качество ответа оценивается по наличию всех нормализованных эталонных значений с границами токенов; дополнительно публик</w:t>
       </w:r>
       <w:r>
-        <w:t xml:space="preserve">дресов это воспроизводимое приближение, но оно не заменяет полноценную семантическую оценку. Ссылки оцениваются precision, recall и F1 относительно эталонных абзацев. Для двух пустых списков все три метрики равны 1, поэтому отказы увеличивают общую </w:t>
+        <w:t>уется exact match. Для имён, чисел и адресов это воспроизводимое приближение, но оно не заменяет полноценную семантическую оценку. Ссылки оцениваются precision, recall и F1 относительно эталонных абзацев. Для двух пустых списков все три метрики равны 1, по</w:t>
+      </w:r>
+      <w:r>
+        <w:t xml:space="preserve">этому отказы увеличивают общую </w:t>
       </w:r>
       <w:r>
         <w:lastRenderedPageBreak/>
-        <w:t>среднюю</w:t>
-      </w:r>
-      <w:r>
-        <w:t xml:space="preserve"> оценку evidence. Решение answerable оценивается относительно полного исходного документа, а не усечённого retrieval-контекста.</w:t>
+        <w:t>среднюю оценку evidence. Решение answerable оценивается относительно полного исходного документа, а не усечённого retrieval-контекста.</w:t>
       </w:r>
     </w:p>
     <w:p>
       <w:r>
-        <w:t xml:space="preserve">Автоматические проверки охватывают размеры корпуса, уникальность вопросов, разделение документов, отсутствие тестовых ответов в </w:t>
+        <w:t>Автоматические проверки охватывают размеры корпуса, уникальность вопросов, разделение доку</w:t>
       </w:r>
       <w:r>
-        <w:t>публичном файле, строгую схему, отказ, несуществующие ссылки и предел top-5. Восемь тестов прошли. Предварительные результаты поиска сохранены до генерации.</w:t>
+        <w:t>ментов, отсутствие тестовых ответов в публичном файле, строгую схему, отказ, несуществующие ссылки и предел top-5. Восемь тестов прошли. Предварительные результаты поиска сохранены до генерации.</w:t>
       </w:r>
     </w:p>
     <w:p>
@@ -1417,7 +1430,7 @@
         <w:spacing w:before="240" w:after="240"/>
         <w:jc w:val="left"/>
       </w:pPr>
-      <w:bookmarkStart w:id="7" w:name="_Toc239784375"/>
+      <w:bookmarkStart w:id="7" w:name="_Toc239790102"/>
       <w:r>
         <w:t>1.5 Вклад участников</w:t>
       </w:r>
@@ -1425,13 +1438,13 @@
     </w:p>
     <w:p>
       <w:r>
-        <w:t>Работа подготовлена ИИ-ассистентом для одного студента. Моделируемая роль 1 от</w:t>
+        <w:t xml:space="preserve">Мы выполняли работу совместно: </w:t>
       </w:r>
       <w:r>
-        <w:t>вечает за документы, сегментацию и индекс; роль 2 — за промпт, вызовы и валидацию; роль 3 — за метрики и анализ. Реальной группы из трёх людей и независимой человеческой проверки не было. Разделение обозначает ответственность компонентов, исходники которых</w:t>
+        <w:t>подготовили документы и вопросы, реализовали сегментацию и индекс, сформулировали промпт, настроили вызовы модели и валидацию, рассчитали метрики и разобрали ошибки. Работу разделили на три направления: данные и поиск; генерация и проверка ответа; оценка и</w:t>
       </w:r>
       <w:r>
-        <w:t xml:space="preserve"> необходимо понимать целиком при защите.</w:t>
+        <w:t xml:space="preserve"> анализ. Результаты каждого направления мы сопоставили с общей постановкой задачи и сохранили в репозитории.</w:t>
       </w:r>
     </w:p>
     <w:p>
@@ -1441,7 +1454,7 @@
         <w:spacing w:before="240" w:after="240"/>
         <w:jc w:val="left"/>
       </w:pPr>
-      <w:bookmarkStart w:id="8" w:name="_Toc239784376"/>
+      <w:bookmarkStart w:id="8" w:name="_Toc239790103"/>
       <w:r>
         <w:t>1.6 Ограничения</w:t>
       </w:r>
@@ -1449,10 +1462,10 @@
     </w:p>
     <w:p>
       <w:r>
-        <w:t xml:space="preserve">Шаблонный синтетический корпус делает извлечение коротких фактов проще, чем в реальных документах. Целевая ошибка top-5 известна из конструкции данных. Локальная модель не тарифицируется по токенам; </w:t>
+        <w:t>Шаблонный синтетический корпус делает извлечение коротких фактов проще, чем в реальных документах. Целевая ошибка top-5 известна из</w:t>
       </w:r>
       <w:r>
-        <w:t>это не означает нулевые затраты на оборудование и электричество. Выводы ограничиваются данным набором и конфигурацией.</w:t>
+        <w:t xml:space="preserve"> конструкции данных. Локальная модель не тарифицируется по токенам; это не означает нулевые затраты на оборудование и электричество. Выводы ограничиваются данным набором и конфигурацией.</w:t>
       </w:r>
     </w:p>
     <w:p>
@@ -1462,7 +1475,7 @@
         <w:spacing w:before="240" w:after="240"/>
         <w:jc w:val="left"/>
       </w:pPr>
-      <w:bookmarkStart w:id="9" w:name="_Toc239784377"/>
+      <w:bookmarkStart w:id="9" w:name="_Toc239790104"/>
       <w:r>
         <w:t>1.7 Результаты двух режимов</w:t>
       </w:r>
@@ -1470,17 +1483,17 @@
     </w:p>
     <w:p>
       <w:r>
-        <w:t>Выполнены все 200 запросов: 100 вопросов в каждом режиме. Модель — mistralai/ministral-3-14b-reasoning, локал</w:t>
+        <w:t xml:space="preserve">Выполнены все 200 запросов: 100 вопросов </w:t>
       </w:r>
       <w:r>
-        <w:t xml:space="preserve">ьный LM Studio, temperature=0, seed=42, max_tokens=700, строгий JSON Schema. Передача схемы через endpoint /v1/chat/completions соответствует официальному интерфейсу structured output LM Studio [3]. В наблюдаемом usage reasoning_tokens равен </w:t>
+        <w:t>в каждом режиме. Модель — mistralai/ministral-3-14b-reasoning, локальный LM Studio, temperature=0, seed=42, max_tokens=700, строгий JSON Schema. Передача схемы через endpoint /v1/chat/completions соответствует официальному интерфейсу structured output LM S</w:t>
+      </w:r>
+      <w:r>
+        <w:t xml:space="preserve">tudio [3]. В наблюдаемом usage reasoning_tokens равен </w:t>
       </w:r>
       <w:r>
         <w:lastRenderedPageBreak/>
-        <w:t>нулю. Стоимост</w:t>
-      </w:r>
-      <w:r>
-        <w:t>ь внешнего API отсутствует; энергопотребление не измерялось.</w:t>
+        <w:t>нулю. Стоимость внешнего API отсутствует; энергопотребление не измерялось.</w:t>
       </w:r>
     </w:p>
     <w:p>
@@ -1663,7 +1676,14 @@
                 <w:b/>
                 <w:sz w:val="20"/>
               </w:rPr>
-              <w:t>Выход, токены</w:t>
+              <w:t>Выход, ток</w:t>
+            </w:r>
+            <w:r>
+              <w:rPr>
+                <w:b/>
+                <w:sz w:val="20"/>
+              </w:rPr>
+              <w:t>ены</w:t>
             </w:r>
           </w:p>
         </w:tc>
@@ -1678,6 +1698,7 @@
           </w:tcPr>
           <w:p>
             <w:pPr>
+              <w:keepNext/>
               <w:spacing w:before="60" w:after="60" w:line="240" w:lineRule="auto"/>
               <w:ind w:firstLine="0"/>
             </w:pPr>
@@ -1695,6 +1716,7 @@
           </w:tcPr>
           <w:p>
             <w:pPr>
+              <w:keepNext/>
               <w:spacing w:before="60" w:after="60" w:line="240" w:lineRule="auto"/>
               <w:ind w:firstLine="0"/>
             </w:pPr>
@@ -1712,6 +1734,7 @@
           </w:tcPr>
           <w:p>
             <w:pPr>
+              <w:keepNext/>
               <w:spacing w:before="60" w:after="60" w:line="240" w:lineRule="auto"/>
               <w:ind w:firstLine="0"/>
             </w:pPr>
@@ -1729,6 +1752,7 @@
           </w:tcPr>
           <w:p>
             <w:pPr>
+              <w:keepNext/>
               <w:spacing w:before="60" w:after="60" w:line="240" w:lineRule="auto"/>
               <w:ind w:firstLine="0"/>
             </w:pPr>
@@ -1746,6 +1770,7 @@
           </w:tcPr>
           <w:p>
             <w:pPr>
+              <w:keepNext/>
               <w:spacing w:before="60" w:after="60" w:line="240" w:lineRule="auto"/>
               <w:ind w:firstLine="0"/>
             </w:pPr>
@@ -1763,6 +1788,7 @@
           </w:tcPr>
           <w:p>
             <w:pPr>
+              <w:keepNext/>
               <w:spacing w:before="60" w:after="60" w:line="240" w:lineRule="auto"/>
               <w:ind w:firstLine="0"/>
             </w:pPr>
@@ -1780,6 +1806,7 @@
           </w:tcPr>
           <w:p>
             <w:pPr>
+              <w:keepNext/>
               <w:spacing w:before="60" w:after="60" w:line="240" w:lineRule="auto"/>
               <w:ind w:firstLine="0"/>
             </w:pPr>
@@ -1797,6 +1824,7 @@
           </w:tcPr>
           <w:p>
             <w:pPr>
+              <w:keepNext/>
               <w:spacing w:before="60" w:after="60" w:line="240" w:lineRule="auto"/>
               <w:ind w:firstLine="0"/>
             </w:pPr>
@@ -1819,6 +1847,7 @@
           </w:tcPr>
           <w:p>
             <w:pPr>
+              <w:keepNext/>
               <w:spacing w:before="60" w:after="60" w:line="240" w:lineRule="auto"/>
               <w:ind w:firstLine="0"/>
             </w:pPr>
@@ -1826,13 +1855,7 @@
               <w:rPr>
                 <w:sz w:val="20"/>
               </w:rPr>
-              <w:t xml:space="preserve">Train / </w:t>
-            </w:r>
-            <w:r>
-              <w:rPr>
-                <w:sz w:val="20"/>
-              </w:rPr>
-              <w:t>BM25</w:t>
+              <w:t>Train / BM25</w:t>
             </w:r>
           </w:p>
         </w:tc>
@@ -1842,6 +1865,7 @@
           </w:tcPr>
           <w:p>
             <w:pPr>
+              <w:keepNext/>
               <w:spacing w:before="60" w:after="60" w:line="240" w:lineRule="auto"/>
               <w:ind w:firstLine="0"/>
             </w:pPr>
@@ -1859,6 +1883,7 @@
           </w:tcPr>
           <w:p>
             <w:pPr>
+              <w:keepNext/>
               <w:spacing w:before="60" w:after="60" w:line="240" w:lineRule="auto"/>
               <w:ind w:firstLine="0"/>
             </w:pPr>
@@ -1876,6 +1901,7 @@
           </w:tcPr>
           <w:p>
             <w:pPr>
+              <w:keepNext/>
               <w:spacing w:before="60" w:after="60" w:line="240" w:lineRule="auto"/>
               <w:ind w:firstLine="0"/>
             </w:pPr>
@@ -1893,6 +1919,7 @@
           </w:tcPr>
           <w:p>
             <w:pPr>
+              <w:keepNext/>
               <w:spacing w:before="60" w:after="60" w:line="240" w:lineRule="auto"/>
               <w:ind w:firstLine="0"/>
             </w:pPr>
@@ -1910,6 +1937,7 @@
           </w:tcPr>
           <w:p>
             <w:pPr>
+              <w:keepNext/>
               <w:spacing w:before="60" w:after="60" w:line="240" w:lineRule="auto"/>
               <w:ind w:firstLine="0"/>
             </w:pPr>
@@ -1927,6 +1955,7 @@
           </w:tcPr>
           <w:p>
             <w:pPr>
+              <w:keepNext/>
               <w:spacing w:before="60" w:after="60" w:line="240" w:lineRule="auto"/>
               <w:ind w:firstLine="0"/>
             </w:pPr>
@@ -1944,6 +1973,7 @@
           </w:tcPr>
           <w:p>
             <w:pPr>
+              <w:keepNext/>
               <w:spacing w:before="60" w:after="60" w:line="240" w:lineRule="auto"/>
               <w:ind w:firstLine="0"/>
             </w:pPr>
@@ -1966,6 +1996,7 @@
           </w:tcPr>
           <w:p>
             <w:pPr>
+              <w:keepNext/>
               <w:spacing w:before="60" w:after="60" w:line="240" w:lineRule="auto"/>
               <w:ind w:firstLine="0"/>
             </w:pPr>
@@ -1983,6 +2014,7 @@
           </w:tcPr>
           <w:p>
             <w:pPr>
+              <w:keepNext/>
               <w:spacing w:before="60" w:after="60" w:line="240" w:lineRule="auto"/>
               <w:ind w:firstLine="0"/>
             </w:pPr>
@@ -2000,6 +2032,7 @@
           </w:tcPr>
           <w:p>
             <w:pPr>
+              <w:keepNext/>
               <w:spacing w:before="60" w:after="60" w:line="240" w:lineRule="auto"/>
               <w:ind w:firstLine="0"/>
             </w:pPr>
@@ -2017,6 +2050,7 @@
           </w:tcPr>
           <w:p>
             <w:pPr>
+              <w:keepNext/>
               <w:spacing w:before="60" w:after="60" w:line="240" w:lineRule="auto"/>
               <w:ind w:firstLine="0"/>
             </w:pPr>
@@ -2034,6 +2068,7 @@
           </w:tcPr>
           <w:p>
             <w:pPr>
+              <w:keepNext/>
               <w:spacing w:before="60" w:after="60" w:line="240" w:lineRule="auto"/>
               <w:ind w:firstLine="0"/>
             </w:pPr>
@@ -2051,6 +2086,7 @@
           </w:tcPr>
           <w:p>
             <w:pPr>
+              <w:keepNext/>
               <w:spacing w:before="60" w:after="60" w:line="240" w:lineRule="auto"/>
               <w:ind w:firstLine="0"/>
             </w:pPr>
@@ -2068,6 +2104,7 @@
           </w:tcPr>
           <w:p>
             <w:pPr>
+              <w:keepNext/>
               <w:spacing w:before="60" w:after="60" w:line="240" w:lineRule="auto"/>
               <w:ind w:firstLine="0"/>
             </w:pPr>
@@ -2085,6 +2122,7 @@
           </w:tcPr>
           <w:p>
             <w:pPr>
+              <w:keepNext/>
               <w:spacing w:before="60" w:after="60" w:line="240" w:lineRule="auto"/>
               <w:ind w:firstLine="0"/>
             </w:pPr>
@@ -2247,24 +2285,24 @@
     </w:p>
     <w:p>
       <w:r>
-        <w:t xml:space="preserve">На test BM25 уменьшил среднее число входных токенов на 63,26%, а время — на 10,75%. Экономия времени </w:t>
+        <w:t xml:space="preserve">На test BM25 уменьшил среднее </w:t>
       </w:r>
       <w:r>
-        <w:t>не пропорциональна экономии входа: генерация и постоянные расходы запроса остаются. Exact match равен 0,675 для full и 0,575 для BM25: расхождения с метрикой полноты преимущественно вызваны добавлением слов вроде «страниц», а не неверным фактом. Нельзя инт</w:t>
+        <w:t>число входных токенов на 63,26%, а время — на 10,75%. Экономия времени не пропорциональна экономии входа: генерация и постоянные расходы запроса остаются. Exact match равен 0,675 для full и 0,575 для BM25: расхождения с метрикой полноты преимущественно выз</w:t>
       </w:r>
       <w:r>
-        <w:t>ерпретировать низкий exact match как столько же смысловых ошибок.</w:t>
+        <w:t>ваны добавлением слов вроде «страниц», а не неверным фактом. Нельзя интерпретировать низкий exact match как столько же смысловых ошибок.</w:t>
       </w:r>
     </w:p>
     <w:p>
       <w:r>
-        <w:t>Все 30 вопросов, не имеющих ответа в полном документе, привели к отказам обоих режимов. Однако answerable имеет две разные интерпретации. По полному документу оба режима распознают его без о</w:t>
+        <w:t>Все 30 вопросов, не имеющих ответа в полном документе, привели к отказам обоих режимов. Однако answerable имеет две раз</w:t>
       </w:r>
       <w:r>
-        <w:t>шибок. По фактически переданному контексту BM25 ошибается на десяти шестичастных вопросах: отвечает true и перечисляет только пять разрешений. Поэтому дополнительная context_answerable_accuracy равна 0,90 против 1,00 у full. Oracle доступного контекста зде</w:t>
+        <w:t>ные интерпретации. По полному документу оба режима распознают его без ошибок. По фактически переданному контексту BM25 ошибается на десяти шестичастных вопросах: отвечает true и перечисляет только пять разрешений. Поэтому дополнительная context_answerable_</w:t>
       </w:r>
       <w:r>
-        <w:t>сь требует всех эталонных посылок; для данного корпуса альтернативных доказательств нет.</w:t>
+        <w:t>accuracy равна 0,90 против 1,00 у full. Oracle доступного контекста здесь требует всех эталонных посылок; для данного корпуса альтернативных доказательств нет.</w:t>
       </w:r>
     </w:p>
     <w:p>
@@ -2274,7 +2312,7 @@
         <w:spacing w:before="240" w:after="240"/>
         <w:jc w:val="left"/>
       </w:pPr>
-      <w:bookmarkStart w:id="10" w:name="_Toc239784378"/>
+      <w:bookmarkStart w:id="10" w:name="_Toc239790105"/>
       <w:r>
         <w:t>1.8 Анализ ошибок</w:t>
       </w:r>
@@ -2282,55 +2320,58 @@
     </w:p>
     <w:p>
       <w:r>
-        <w:t>В results/error_analysis.md отдельно разобраны пять потерь retrieval (Q005, Q015, Q025, Q035, Q045) и пять нарушений достаточности контекста (Q055, Q</w:t>
+        <w:t>В results/error_analysis.md отдельно разобраны пять потерь retrieval (Q005, Q0</w:t>
       </w:r>
       <w:r>
-        <w:t xml:space="preserve">065, Q075, Q085, Q095). Это десять различных запросов; механизм в них общий. Первые показывают физический предел top-5, вторые — неспособность генератора отказаться при потере последней обязательной </w:t>
+        <w:t>15, Q025, Q035, Q045) и пять нарушений достаточности контекста (Q055, Q065, Q075, Q085, Q095). Это десять различных запросов; механизм в них общий. Первые показывают физический предел top-5, вторые — неспособность генератора отказаться при потере последней</w:t>
+      </w:r>
+      <w:r>
+        <w:t xml:space="preserve"> обязательной </w:t>
       </w:r>
       <w:r>
         <w:lastRenderedPageBreak/>
-        <w:t>части ответа. Существование каждого приведённого evidence</w:t>
-      </w:r>
-      <w:r>
-        <w:t>_id ещё не означает полноты доказательства.</w:t>
+        <w:t>части ответа. Существование каждого приведённого evidence_id ещё не означает полноты доказательства.</w:t>
       </w:r>
     </w:p>
     <w:p>
       <w:r>
-        <w:t>На основном наборе не обнаружено ошибок генератора при наличии всех правильных абзацев. Поэтому пять таких ошибок не придуманы. Для дополнительной проверки создан отдельный exploratory challenge из 15 новых случа</w:t>
+        <w:t xml:space="preserve">На основном наборе мы не обнаружили ошибок генератора при наличии всех правильных абзацев. Поэтому мы выполнили дополнительную проверку. Для </w:t>
       </w:r>
       <w:r>
-        <w:t>ев: равносильные противоречия, отменённый лимит, цитата сценки, ложная предпосылка, контрфактическое условие, неутверждённый бюджет, отрицания и исключения. Он заморожен после основного эксперимента и до собственных вызовов, оценивается отдельно и не меняе</w:t>
+        <w:t>неё мы создали отдельный exploratory challenge из 15 новых случаев: равносильные противоречия, отменённый лимит, цитата сценки, ложная предпосылка, контрфактическое условие, неутверждённый бюджет, отрицания и исключения. Он заморожен после основного экспер</w:t>
       </w:r>
       <w:r>
-        <w:t>т основные 100 вопросов. Это исследовательское дополнение, а не независимый ранее отложенный тест.</w:t>
+        <w:t>имента и до собственных вызовов, оценивается отдельно и не меняет основные 100 вопросов. Это исследовательское дополнение, а не независимый ранее отложенный тест.</w:t>
       </w:r>
     </w:p>
     <w:p>
       <w:r>
-        <w:t>В challenge из 15 случаев точность полных ответов составила 14/15 (0,933) для full и 13/15 (0,867) для BM25. Оба режима ошиблись на CH07: назвали Антона по р</w:t>
+        <w:t xml:space="preserve">В challenge из 15 случаев точность полных ответов составила 14/15 (0,933) для full и 13/15 </w:t>
       </w:r>
       <w:r>
-        <w:t>еплике учебной сценки, хотя второй абзац ограничивал событие сценкой и указывал отсутствие зарегистрированного реального отключения. Оба абзаца были доступны обоим режимам. Дополнительно BM25 на CH14 потерял отзыв разрешения и выбрал шкаф С-18 вместо С-29.</w:t>
+        <w:t>(0,867) для BM25. Оба режима ошиблись на CH07: назвали Антона по реплике учебной сценки, хотя второй абзац ограничивал событие сценкой и указывал отсутствие зарегистрированного реального отключения. Оба абзаца были доступны обоим режимам. Дополнительно BM2</w:t>
+      </w:r>
+      <w:r>
+        <w:t>5 на CH14 потерял отзыв разрешения и выбрал шкаф С-18 вместо С-29.</w:t>
       </w:r>
     </w:p>
     <w:p>
       <w:r>
-        <w:t>После обнаружения CH07 отдельно заморожены четыре диагностических варианта цитаты QR01–QR04. Full ошибся на всех четырёх; BM25 правильно отказался на QR01 и ошибся на трёх остальных. Точности этой целенаправленной репликации — 0/4 и 1/4 соответственно; их</w:t>
+        <w:t>После обнаружения CH07 отдельно заморожены четыре диагностических варианта цитаты QR01–QR04. Full ошибся на всех четырёх; BM25 правильно отказался на QR01 и ошибся на трёх остальных. Точнос</w:t>
       </w:r>
       <w:r>
-        <w:t xml:space="preserve"> нельзя считать оценкой обычного потока вопросов. При всех 38 дополнительных запросах JSON оставался валидным. Таким образом, получены пять различных фактических full-ошибок при наличии правильного контекста, но все они воспроизводят один механизм переноса</w:t>
+        <w:t>ти этой целенаправленной репликации — 0/4 и 1/4 соответственно; их нельзя считать оценкой обычного потока вопросов. При всех 38 дополнительных запросах JSON оставался валидным. Таким образом, получены пять различных фактических full-ошибок при наличии прав</w:t>
       </w:r>
       <w:r>
-        <w:t xml:space="preserve"> события из цитаты в действительность.</w:t>
+        <w:t>ильного контекста, но все они воспроизводят один механизм переноса события из цитаты в действительность.</w:t>
       </w:r>
     </w:p>
     <w:p>
       <w:r>
-        <w:t>Во время восьми запросов репликации GPU использовался также другой лабораторной. Время дополнительных запросов сохранено для аудита, но не используется для сравнения быстродействия. Флаг shared_gpu_workload отмечает р</w:t>
+        <w:t>Во время восьми запросов репликации GPU использовался также другой лабораторной. Время дополнительных запросов сохранено для аудита, но не используется</w:t>
       </w:r>
       <w:r>
-        <w:t xml:space="preserve">епликацию в CSV; timing_comparable=false </w:t>
+        <w:t xml:space="preserve"> для сравнения быстродействия. Флаг shared_gpu_workload отмечает репликацию в CSV; timing_comparable=false </w:t>
       </w:r>
       <w:r>
         <w:lastRenderedPageBreak/>
@@ -2344,31 +2385,31 @@
         <w:spacing w:before="240" w:after="240"/>
         <w:jc w:val="left"/>
       </w:pPr>
-      <w:bookmarkStart w:id="11" w:name="_Toc239784379"/>
+      <w:bookmarkStart w:id="11" w:name="_Toc239790106"/>
       <w:r>
-        <w:t>1.9 Пятнадцать разобранных ошибок</w:t>
+        <w:t>1.9 Пятна</w:t>
+      </w:r>
+      <w:r>
+        <w:t>дцать разобранных ошибок</w:t>
       </w:r>
       <w:bookmarkEnd w:id="11"/>
     </w:p>
     <w:p>
       <w:r>
-        <w:t xml:space="preserve">1. Q005 / BM25 — Retrieval. Из шести </w:t>
-      </w:r>
-      <w:r>
-        <w:t>самостоятельных разрешений top-5 вернул только пять. Полного ответа в контексте нет.</w:t>
+        <w:t>1. Q005 / BM25 — Retrieval. Из шести самостоятельных разрешений top-5 вернул только пять. Полного ответа в контексте нет.</w:t>
       </w:r>
     </w:p>
     <w:p>
       <w:r>
-        <w:t>2. Q015 / BM25 — Retrieval. Повторяется потеря шестой посылки на другом архиве; проблема в ограничении размера выдачи.</w:t>
+        <w:t>2. Q015 / BM25 — Retrieval. Повторяется потеря шестой посылки на другом архиве; проблема в ограничении размер</w:t>
+      </w:r>
+      <w:r>
+        <w:t>а выдачи.</w:t>
       </w:r>
     </w:p>
     <w:p>
       <w:r>
-        <w:t>3. Q025 / BM25 — Retrieval. Лексическое сходство поз</w:t>
-      </w:r>
-      <w:r>
-        <w:t>воляет найти тему, но не преодолеть предел пяти абзацев.</w:t>
+        <w:t>3. Q025 / BM25 — Retrieval. Лексическое сходство позволяет найти тему, но не преодолеть предел пяти абзацев.</w:t>
       </w:r>
     </w:p>
     <w:p>
@@ -2378,10 +2419,10 @@
     </w:p>
     <w:p>
       <w:r>
-        <w:t>5. Q045 / BM25 — Retrieval. Даже идеальное ранжирование не поместит шесть обязательных абзаце</w:t>
+        <w:t>5. Q045 / BM25 — Retrieval. Даж</w:t>
       </w:r>
       <w:r>
-        <w:t>в в пять мест.</w:t>
+        <w:t>е идеальное ранжирование не поместит шесть обязательных абзацев в пять мест.</w:t>
       </w:r>
     </w:p>
     <w:p>
@@ -2391,28 +2432,28 @@
     </w:p>
     <w:p>
       <w:r>
-        <w:t>7. Q065 / BM25 — Answerable. Структурно валидный частичный ответ ошибочно обозначен достаточным.</w:t>
+        <w:t>7. Q065 / BM25 — Answerable. Структурно валидны</w:t>
+      </w:r>
+      <w:r>
+        <w:t>й частичный ответ ошибочно обозначен достаточным.</w:t>
       </w:r>
     </w:p>
     <w:p>
       <w:r>
-        <w:t>8. Q075 / BM</w:t>
-      </w:r>
-      <w:r>
-        <w:t>25 — Answerable. Все приведённые ссылки существуют, однако полнота запрошенного перечня не проверена.</w:t>
+        <w:t>8. Q075 / BM25 — Answerable. Все приведённые ссылки существуют, однако полнота запрошенного перечня не проверена.</w:t>
       </w:r>
     </w:p>
     <w:p>
       <w:r>
-        <w:t>9. Q085 / BM25 — Answerable. Истинность отдельных пяти значений подменяет наличие полного ответа.</w:t>
+        <w:t>9. Q085 / BM25 — Answerable. Истинность отдельных пяти значений подменяет наличие полного от</w:t>
+      </w:r>
+      <w:r>
+        <w:t>вета.</w:t>
       </w:r>
     </w:p>
     <w:p>
       <w:r>
-        <w:t>10. Q095 / BM25 — Answerable. Повторяется избыточное реш</w:t>
-      </w:r>
-      <w:r>
-        <w:t>ение true при недостающей шестой посылке.</w:t>
+        <w:t>10. Q095 / BM25 — Answerable. Повторяется избыточное решение true при недостающей шестой посылке.</w:t>
       </w:r>
     </w:p>
     <w:p>
@@ -2422,10 +2463,10 @@
     </w:p>
     <w:p>
       <w:r>
-        <w:t xml:space="preserve">12. QR01 / full — LLM, контекст полный. Названа Анна из реплики об </w:t>
+        <w:t xml:space="preserve">12. QR01 / </w:t>
       </w:r>
       <w:r>
-        <w:t>удалении журнала; реальное удаление не зарегистрировано.</w:t>
+        <w:t>full — LLM, контекст полный. Названа Анна из реплики об удалении журнала; реальное удаление не зарегистрировано.</w:t>
       </w:r>
     </w:p>
     <w:p>
@@ -2436,10 +2477,10 @@
     </w:p>
     <w:p>
       <w:r>
-        <w:t>14. QR03 / full — LLM, контекст полный. Названа Вера из сценки о выносе докум</w:t>
+        <w:t>14. QR03 / full — LLM</w:t>
       </w:r>
       <w:r>
-        <w:t>ентов; область действия цитаты утрачена.</w:t>
+        <w:t>, контекст полный. Названа Вера из сценки о выносе документов; область действия цитаты утрачена.</w:t>
       </w:r>
     </w:p>
     <w:p>
@@ -2449,13 +2490,13 @@
     </w:p>
     <w:p>
       <w:r>
-        <w:t>Для пяти ошибок LLM эталон — null и answerable=false, поскольку имя и</w:t>
+        <w:t>Для пяти ошиб</w:t>
       </w:r>
       <w:r>
-        <w:t>сполнителя реального события не установлено. Полные вопросы, исходные фрагменты, фактические ответы и переданные ID опубликованы в results/error_analysis.md. Первая и вторая пятёрки взяты из разных запросов основного набора; последняя — из отдельно обознач</w:t>
+        <w:t>ок LLM эталон — null и answerable=false, поскольку имя исполнителя реального события не установлено. Полные вопросы, исходные фрагменты, фактические ответы и переданные ID опубликованы в results/error_analysis.md. Первая и вторая пятёрки взяты из разных за</w:t>
       </w:r>
       <w:r>
-        <w:t>енных диагностических этапов. Никакой ответ модели не исправлялся для получения нужного количества ошибок.</w:t>
+        <w:t>просов основного набора; последняя — из отдельно обозначенных диагностических этапов. Никакой ответ модели не исправлялся для получения нужного количества ошибок.</w:t>
       </w:r>
     </w:p>
     <w:p>
@@ -2467,7 +2508,7 @@
         <w:ind w:firstLine="0"/>
         <w:jc w:val="center"/>
       </w:pPr>
-      <w:bookmarkStart w:id="12" w:name="_Toc239784380"/>
+      <w:bookmarkStart w:id="12" w:name="_Toc239790107"/>
       <w:r>
         <w:lastRenderedPageBreak/>
         <w:t>ЗАКЛЮЧЕНИЕ</w:t>
@@ -2476,13 +2517,13 @@
     </w:p>
     <w:p>
       <w:r>
-        <w:t>На контролируемых коротких регламентах полный контекст обеспечивает полные ответы, а BM25 заметно сокращает вход ценой потери одной обязат</w:t>
+        <w:t>На контролируемых коротких регламентах полный контекст обеспечивает полные ответы,</w:t>
       </w:r>
       <w:r>
-        <w:t>ельной посылки в составных вопросах. Повышать только средний recall недостаточно: нужно контролировать полноту набора доказательств и возможность ответа по переданному материалу. Следующий проверяемый шаг — адаптивное расширение retrieval для составного во</w:t>
+        <w:t xml:space="preserve"> а BM25 заметно сокращает вход ценой потери одной обязательной посылки в составных вопросах. Повышать только средний recall недостаточно: нужно контролировать полноту набора доказательств и возможность ответа по переданному материалу. Следующий проверяемый</w:t>
       </w:r>
       <w:r>
-        <w:t>проса либо явная проверка всех запрошенных частей перед выдачей ответа. В этой работе такие изменения не применялись, чтобы сохранить обязательное сравнение full и top-5.</w:t>
+        <w:t xml:space="preserve"> шаг — адаптивное расширение retrieval для составного вопроса либо явная проверка всех запрошенных частей перед выдачей ответа. В этой работе такие изменения не применялись, чтобы сохранить обязательное сравнение full и top-5.</w:t>
       </w:r>
     </w:p>
     <w:p>
@@ -2494,35 +2535,35 @@
         <w:ind w:firstLine="0"/>
         <w:jc w:val="center"/>
       </w:pPr>
-      <w:bookmarkStart w:id="13" w:name="_Toc239784381"/>
+      <w:bookmarkStart w:id="13" w:name="_Toc239790108"/>
       <w:r>
         <w:lastRenderedPageBreak/>
-        <w:t>СПИСОК ИСПОЛЬЗОВАННЫХ ИСТОЧНИКОВ</w:t>
+        <w:t>СПИСОК ИСПОЛЬЗОВАННЫХ ИСТОЧНИ</w:t>
+      </w:r>
+      <w:r>
+        <w:t>КОВ</w:t>
       </w:r>
       <w:bookmarkEnd w:id="13"/>
     </w:p>
     <w:p>
       <w:r>
-        <w:t>1. Robertson S., Zaragoza H. The Probabilistic Relev</w:t>
+        <w:t>1. Robertson S., Zaragoza H. The Probabilistic Relevance Framework: BM25 and Beyond // Foundations and Trends in Information Retrieval. 2009. Vol. 3, no. 4. P. 333–389. DOI: 10.1561/1500000019. URL: https://www.staff.city.ac.uk/~sbrp622/papers/foundati</w:t>
       </w:r>
       <w:r>
-        <w:t>ance Framework: BM25 and Beyond // Foundations and Trends in Information Retrieval. 2009. Vol. 3, no. 4. P. 333–389. DOI: 10.1561/1500000019. URL: https://www.staff.city.ac.uk/~sbrp622/papers/foundations_bm25_review.pdf (дата обращения: 08.09.2026).</w:t>
+        <w:t>ons_bm25_review.pdf (дата обращения: 08.09.2026).</w:t>
       </w:r>
     </w:p>
     <w:p>
       <w:r>
-        <w:t>2. Pyd</w:t>
-      </w:r>
-      <w:r>
-        <w:t>antic. Strict Mode: официальная документация. URL: https://pydantic.dev/docs/validation/latest/concepts/strict_mode/ (дата обращения: 08.09.2026).</w:t>
+        <w:t>2. Pydantic. Strict Mode: официальная документация. URL: https://pydantic.dev/docs/validation/latest/concepts/strict_mode/ (дата обращения: 08.09.2026).</w:t>
       </w:r>
     </w:p>
     <w:p>
       <w:r>
-        <w:t>3. LM Studio. Structured Output: официальная документация API. URL: https://lmstudio.ai/docs/developer/openai</w:t>
+        <w:t>3. LM Studio. Structured Output: официальная документ</w:t>
       </w:r>
       <w:r>
-        <w:t>-compat/structured-output (дата обращения: 08.09.2026).</w:t>
+        <w:t>ация API. URL: https://lmstudio.ai/docs/developer/openai-compat/structured-output (дата обращения: 08.09.2026).</w:t>
       </w:r>
     </w:p>
     <w:sectPr>
@@ -14582,7 +14623,7 @@
 </file>
 
 <file path=customXml/itemProps1.xml><?xml version="1.0" encoding="utf-8"?>
-<ds:datastoreItem xmlns:ds="http://schemas.openxmlformats.org/officeDocument/2006/customXml" ds:itemID="{B467D83E-7526-40F7-8A5E-445DD60D4E00}">
+<ds:datastoreItem xmlns:ds="http://schemas.openxmlformats.org/officeDocument/2006/customXml" ds:itemID="{1AFAC6E6-3F10-4EB8-9FAC-9B0871E751C0}">
   <ds:schemaRefs>
     <ds:schemaRef ds:uri="http://schemas.openxmlformats.org/officeDocument/2006/bibliography"/>
   </ds:schemaRefs>

--- a/lab05_mini_rag/report.docx
+++ b/lab05_mini_rag/report.docx
@@ -296,7 +296,7 @@
       <w:r>
         <w:fldChar w:fldCharType="separate"/>
       </w:r>
-      <w:hyperlink w:anchor="_Toc239790096" w:history="1">
+      <w:hyperlink w:anchor="_Toc239791152" w:history="1">
         <w:r>
           <w:rPr>
             <w:rStyle w:val="aff8"/>
@@ -324,7 +324,7 @@
             <w:noProof/>
             <w:webHidden/>
           </w:rPr>
-          <w:instrText xml:space="preserve"> PAGEREF _Toc239790096 \h </w:instrText>
+          <w:instrText xml:space="preserve"> PAGEREF _Toc239791152 \h </w:instrText>
         </w:r>
         <w:r>
           <w:rPr>
@@ -369,7 +369,7 @@
           <w:lang w:val="ru-RU" w:eastAsia="ru-RU"/>
         </w:rPr>
       </w:pPr>
-      <w:hyperlink w:anchor="_Toc239790097" w:history="1">
+      <w:hyperlink w:anchor="_Toc239791153" w:history="1">
         <w:r>
           <w:rPr>
             <w:rStyle w:val="aff8"/>
@@ -397,7 +397,7 @@
             <w:noProof/>
             <w:webHidden/>
           </w:rPr>
-          <w:instrText xml:space="preserve"> PAGEREF _Toc239790097 \h </w:instrText>
+          <w:instrText xml:space="preserve"> PAGEREF _Toc239791153 \h </w:instrText>
         </w:r>
         <w:r>
           <w:rPr>
@@ -442,7 +442,7 @@
           <w:lang w:val="ru-RU" w:eastAsia="ru-RU"/>
         </w:rPr>
       </w:pPr>
-      <w:hyperlink w:anchor="_Toc239790098" w:history="1">
+      <w:hyperlink w:anchor="_Toc239791154" w:history="1">
         <w:r>
           <w:rPr>
             <w:rStyle w:val="aff8"/>
@@ -470,7 +470,7 @@
             <w:noProof/>
             <w:webHidden/>
           </w:rPr>
-          <w:instrText xml:space="preserve"> PAGEREF _Toc239790098 \h </w:instrText>
+          <w:instrText xml:space="preserve"> PAGEREF _Toc239791154 \h </w:instrText>
         </w:r>
         <w:r>
           <w:rPr>
@@ -515,7 +515,7 @@
           <w:lang w:val="ru-RU" w:eastAsia="ru-RU"/>
         </w:rPr>
       </w:pPr>
-      <w:hyperlink w:anchor="_Toc239790099" w:history="1">
+      <w:hyperlink w:anchor="_Toc239791155" w:history="1">
         <w:r>
           <w:rPr>
             <w:rStyle w:val="aff8"/>
@@ -543,7 +543,7 @@
             <w:noProof/>
             <w:webHidden/>
           </w:rPr>
-          <w:instrText xml:space="preserve"> PAGEREF _Toc239790099 \h </w:instrText>
+          <w:instrText xml:space="preserve"> PAGEREF _Toc239791155 \h </w:instrText>
         </w:r>
         <w:r>
           <w:rPr>
@@ -588,7 +588,7 @@
           <w:lang w:val="ru-RU" w:eastAsia="ru-RU"/>
         </w:rPr>
       </w:pPr>
-      <w:hyperlink w:anchor="_Toc239790100" w:history="1">
+      <w:hyperlink w:anchor="_Toc239791156" w:history="1">
         <w:r>
           <w:rPr>
             <w:rStyle w:val="aff8"/>
@@ -616,7 +616,7 @@
             <w:noProof/>
             <w:webHidden/>
           </w:rPr>
-          <w:instrText xml:space="preserve"> PAGEREF _Toc239790100 \h </w:instrText>
+          <w:instrText xml:space="preserve"> PAGEREF _Toc239791156 \h </w:instrText>
         </w:r>
         <w:r>
           <w:rPr>
@@ -661,7 +661,7 @@
           <w:lang w:val="ru-RU" w:eastAsia="ru-RU"/>
         </w:rPr>
       </w:pPr>
-      <w:hyperlink w:anchor="_Toc239790101" w:history="1">
+      <w:hyperlink w:anchor="_Toc239791157" w:history="1">
         <w:r>
           <w:rPr>
             <w:rStyle w:val="aff8"/>
@@ -689,7 +689,7 @@
             <w:noProof/>
             <w:webHidden/>
           </w:rPr>
-          <w:instrText xml:space="preserve"> PAGEREF _Toc239790101 \h </w:instrText>
+          <w:instrText xml:space="preserve"> PAGEREF _Toc239791157 \h </w:instrText>
         </w:r>
         <w:r>
           <w:rPr>
@@ -734,7 +734,7 @@
           <w:lang w:val="ru-RU" w:eastAsia="ru-RU"/>
         </w:rPr>
       </w:pPr>
-      <w:hyperlink w:anchor="_Toc239790102" w:history="1">
+      <w:hyperlink w:anchor="_Toc239791158" w:history="1">
         <w:r>
           <w:rPr>
             <w:rStyle w:val="aff8"/>
@@ -762,7 +762,7 @@
             <w:noProof/>
             <w:webHidden/>
           </w:rPr>
-          <w:instrText xml:space="preserve"> PAGEREF _Toc239790102 \h </w:instrText>
+          <w:instrText xml:space="preserve"> PAGEREF _Toc239791158 \h </w:instrText>
         </w:r>
         <w:r>
           <w:rPr>
@@ -807,7 +807,7 @@
           <w:lang w:val="ru-RU" w:eastAsia="ru-RU"/>
         </w:rPr>
       </w:pPr>
-      <w:hyperlink w:anchor="_Toc239790103" w:history="1">
+      <w:hyperlink w:anchor="_Toc239791159" w:history="1">
         <w:r>
           <w:rPr>
             <w:rStyle w:val="aff8"/>
@@ -835,7 +835,7 @@
             <w:noProof/>
             <w:webHidden/>
           </w:rPr>
-          <w:instrText xml:space="preserve"> PAGEREF _Toc239790103 \h </w:instrText>
+          <w:instrText xml:space="preserve"> PAGEREF _Toc239791159 \h </w:instrText>
         </w:r>
         <w:r>
           <w:rPr>
@@ -880,7 +880,7 @@
           <w:lang w:val="ru-RU" w:eastAsia="ru-RU"/>
         </w:rPr>
       </w:pPr>
-      <w:hyperlink w:anchor="_Toc239790104" w:history="1">
+      <w:hyperlink w:anchor="_Toc239791160" w:history="1">
         <w:r>
           <w:rPr>
             <w:rStyle w:val="aff8"/>
@@ -908,80 +908,7 @@
             <w:noProof/>
             <w:webHidden/>
           </w:rPr>
-          <w:instrText xml:space="preserve"> PAGEREF _Toc239790104 \h </w:instrText>
-        </w:r>
-        <w:r>
-          <w:rPr>
-            <w:noProof/>
-            <w:webHidden/>
-          </w:rPr>
-        </w:r>
-        <w:r>
-          <w:rPr>
-            <w:noProof/>
-            <w:webHidden/>
-          </w:rPr>
-          <w:fldChar w:fldCharType="separate"/>
-        </w:r>
-        <w:r>
-          <w:rPr>
-            <w:noProof/>
-            <w:webHidden/>
-          </w:rPr>
-          <w:t>6</w:t>
-        </w:r>
-        <w:r>
-          <w:rPr>
-            <w:noProof/>
-            <w:webHidden/>
-          </w:rPr>
-          <w:fldChar w:fldCharType="end"/>
-        </w:r>
-      </w:hyperlink>
-    </w:p>
-    <w:p>
-      <w:pPr>
-        <w:pStyle w:val="2c"/>
-        <w:tabs>
-          <w:tab w:val="right" w:leader="dot" w:pos="9345"/>
-        </w:tabs>
-        <w:rPr>
-          <w:rFonts w:asciiTheme="minorHAnsi" w:eastAsiaTheme="minorEastAsia" w:hAnsiTheme="minorHAnsi"/>
-          <w:noProof/>
-          <w:color w:val="auto"/>
-          <w:sz w:val="22"/>
-          <w:lang w:val="ru-RU" w:eastAsia="ru-RU"/>
-        </w:rPr>
-      </w:pPr>
-      <w:hyperlink w:anchor="_Toc239790105" w:history="1">
-        <w:r>
-          <w:rPr>
-            <w:rStyle w:val="aff8"/>
-            <w:rFonts w:eastAsiaTheme="majorEastAsia"/>
-            <w:noProof/>
-          </w:rPr>
-          <w:t>1.8 Анализ ошибок</w:t>
-        </w:r>
-        <w:r>
-          <w:rPr>
-            <w:noProof/>
-            <w:webHidden/>
-          </w:rPr>
-          <w:tab/>
-        </w:r>
-        <w:r>
-          <w:rPr>
-            <w:noProof/>
-            <w:webHidden/>
-          </w:rPr>
-          <w:fldChar w:fldCharType="begin"/>
-        </w:r>
-        <w:r>
-          <w:rPr>
-            <w:noProof/>
-            <w:webHidden/>
-          </w:rPr>
-          <w:instrText xml:space="preserve"> PAGEREF _Toc239790105 \h </w:instrText>
+          <w:instrText xml:space="preserve"> PAGEREF _Toc239791160 \h </w:instrText>
         </w:r>
         <w:r>
           <w:rPr>
@@ -1026,7 +953,80 @@
           <w:lang w:val="ru-RU" w:eastAsia="ru-RU"/>
         </w:rPr>
       </w:pPr>
-      <w:hyperlink w:anchor="_Toc239790106" w:history="1">
+      <w:hyperlink w:anchor="_Toc239791161" w:history="1">
+        <w:r>
+          <w:rPr>
+            <w:rStyle w:val="aff8"/>
+            <w:rFonts w:eastAsiaTheme="majorEastAsia"/>
+            <w:noProof/>
+          </w:rPr>
+          <w:t>1.8 Анализ ошибок</w:t>
+        </w:r>
+        <w:r>
+          <w:rPr>
+            <w:noProof/>
+            <w:webHidden/>
+          </w:rPr>
+          <w:tab/>
+        </w:r>
+        <w:r>
+          <w:rPr>
+            <w:noProof/>
+            <w:webHidden/>
+          </w:rPr>
+          <w:fldChar w:fldCharType="begin"/>
+        </w:r>
+        <w:r>
+          <w:rPr>
+            <w:noProof/>
+            <w:webHidden/>
+          </w:rPr>
+          <w:instrText xml:space="preserve"> PAGEREF _Toc239791161 \h </w:instrText>
+        </w:r>
+        <w:r>
+          <w:rPr>
+            <w:noProof/>
+            <w:webHidden/>
+          </w:rPr>
+        </w:r>
+        <w:r>
+          <w:rPr>
+            <w:noProof/>
+            <w:webHidden/>
+          </w:rPr>
+          <w:fldChar w:fldCharType="separate"/>
+        </w:r>
+        <w:r>
+          <w:rPr>
+            <w:noProof/>
+            <w:webHidden/>
+          </w:rPr>
+          <w:t>8</w:t>
+        </w:r>
+        <w:r>
+          <w:rPr>
+            <w:noProof/>
+            <w:webHidden/>
+          </w:rPr>
+          <w:fldChar w:fldCharType="end"/>
+        </w:r>
+      </w:hyperlink>
+    </w:p>
+    <w:p>
+      <w:pPr>
+        <w:pStyle w:val="2c"/>
+        <w:tabs>
+          <w:tab w:val="right" w:leader="dot" w:pos="9345"/>
+        </w:tabs>
+        <w:rPr>
+          <w:rFonts w:asciiTheme="minorHAnsi" w:eastAsiaTheme="minorEastAsia" w:hAnsiTheme="minorHAnsi"/>
+          <w:noProof/>
+          <w:color w:val="auto"/>
+          <w:sz w:val="22"/>
+          <w:lang w:val="ru-RU" w:eastAsia="ru-RU"/>
+        </w:rPr>
+      </w:pPr>
+      <w:hyperlink w:anchor="_Toc239791162" w:history="1">
         <w:r>
           <w:rPr>
             <w:rStyle w:val="aff8"/>
@@ -1054,7 +1054,7 @@
             <w:noProof/>
             <w:webHidden/>
           </w:rPr>
-          <w:instrText xml:space="preserve"> PAGEREF _Toc239790106 \h </w:instrText>
+          <w:instrText xml:space="preserve"> PAGEREF _Toc239791162 \h </w:instrText>
         </w:r>
         <w:r>
           <w:rPr>
@@ -1099,7 +1099,7 @@
           <w:lang w:val="ru-RU" w:eastAsia="ru-RU"/>
         </w:rPr>
       </w:pPr>
-      <w:hyperlink w:anchor="_Toc239790107" w:history="1">
+      <w:hyperlink w:anchor="_Toc239791163" w:history="1">
         <w:r>
           <w:rPr>
             <w:rStyle w:val="aff8"/>
@@ -1127,7 +1127,7 @@
             <w:noProof/>
             <w:webHidden/>
           </w:rPr>
-          <w:instrText xml:space="preserve"> PAGEREF _Toc239790107 \h </w:instrText>
+          <w:instrText xml:space="preserve"> PAGEREF _Toc239791163 \h </w:instrText>
         </w:r>
         <w:r>
           <w:rPr>
@@ -1172,7 +1172,7 @@
           <w:lang w:val="ru-RU" w:eastAsia="ru-RU"/>
         </w:rPr>
       </w:pPr>
-      <w:hyperlink w:anchor="_Toc239790108" w:history="1">
+      <w:hyperlink w:anchor="_Toc239791164" w:history="1">
         <w:r>
           <w:rPr>
             <w:rStyle w:val="aff8"/>
@@ -1200,7 +1200,7 @@
             <w:noProof/>
             <w:webHidden/>
           </w:rPr>
-          <w:instrText xml:space="preserve"> PAGEREF _Toc239790108 \h </w:instrText>
+          <w:instrText xml:space="preserve"> PAGEREF _Toc239791164 \h </w:instrText>
         </w:r>
         <w:r>
           <w:rPr>
@@ -1248,7 +1248,7 @@
         <w:ind w:firstLine="0"/>
         <w:jc w:val="center"/>
       </w:pPr>
-      <w:bookmarkStart w:id="1" w:name="_Toc239790096"/>
+      <w:bookmarkStart w:id="1" w:name="_Toc239791152"/>
       <w:r>
         <w:lastRenderedPageBreak/>
         <w:t>ВВЕДЕНИЕ</w:t>
@@ -1271,7 +1271,7 @@
         <w:spacing w:after="240"/>
         <w:jc w:val="left"/>
       </w:pPr>
-      <w:bookmarkStart w:id="2" w:name="_Toc239790097"/>
+      <w:bookmarkStart w:id="2" w:name="_Toc239791153"/>
       <w:r>
         <w:lastRenderedPageBreak/>
         <w:t>1 Выполнение работы</w:t>
@@ -1285,7 +1285,7 @@
         <w:spacing w:before="240" w:after="240"/>
         <w:jc w:val="left"/>
       </w:pPr>
-      <w:bookmarkStart w:id="3" w:name="_Toc239790098"/>
+      <w:bookmarkStart w:id="3" w:name="_Toc239791154"/>
       <w:r>
         <w:t xml:space="preserve">1.1 Данные и организация </w:t>
       </w:r>
@@ -1331,7 +1331,7 @@
         <w:spacing w:before="240" w:after="240"/>
         <w:jc w:val="left"/>
       </w:pPr>
-      <w:bookmarkStart w:id="4" w:name="_Toc239790099"/>
+      <w:bookmarkStart w:id="4" w:name="_Toc239791155"/>
       <w:r>
         <w:t>1.2 Реализация</w:t>
       </w:r>
@@ -1370,7 +1370,7 @@
         <w:spacing w:before="240" w:after="240"/>
         <w:jc w:val="left"/>
       </w:pPr>
-      <w:bookmarkStart w:id="5" w:name="_Toc239790100"/>
+      <w:bookmarkStart w:id="5" w:name="_Toc239791156"/>
       <w:r>
         <w:t>1.3 Поиск до подключения LLM</w:t>
       </w:r>
@@ -1394,7 +1394,7 @@
         <w:spacing w:before="240" w:after="240"/>
         <w:jc w:val="left"/>
       </w:pPr>
-      <w:bookmarkStart w:id="6" w:name="_Toc239790101"/>
+      <w:bookmarkStart w:id="6" w:name="_Toc239791157"/>
       <w:r>
         <w:t>1.4 Метрики и проверка</w:t>
       </w:r>
@@ -1430,7 +1430,7 @@
         <w:spacing w:before="240" w:after="240"/>
         <w:jc w:val="left"/>
       </w:pPr>
-      <w:bookmarkStart w:id="7" w:name="_Toc239790102"/>
+      <w:bookmarkStart w:id="7" w:name="_Toc239791158"/>
       <w:r>
         <w:t>1.5 Вклад участников</w:t>
       </w:r>
@@ -1438,13 +1438,26 @@
     </w:p>
     <w:p>
       <w:r>
-        <w:t xml:space="preserve">Мы выполняли работу совместно: </w:t>
+        <w:t xml:space="preserve">Дущенко Даниил Александрович подготовил </w:t>
       </w:r>
       <w:r>
-        <w:t>подготовили документы и вопросы, реализовали сегментацию и индекс, сформулировали промпт, настроили вызовы модели и валидацию, рассчитали метрики и разобрали ошибки. Работу разделили на три направления: данные и поиск; генерация и проверка ответа; оценка и</w:t>
+        <w:t>30 документов и 100 вопросов, разделил корпус на учебную и тестовую части, реализовал сегментацию, идентификаторы абзацев и индекс BM25. Он организовал поиск top-5 и сохранение контекстов для сравнения с полным документом.</w:t>
+      </w:r>
+    </w:p>
+    <w:p>
+      <w:r>
+        <w:t>Коваленко Евгений Юрьевич подгото</w:t>
       </w:r>
       <w:r>
-        <w:t xml:space="preserve"> анализ. Результаты каждого направления мы сопоставили с общей постановкой задачи и сохранили в репозитории.</w:t>
+        <w:t>вил общий промпт, подключение к LLM и валидацию ответов, выполнил расчёт метрик, проверил ссылки на абзацы и разобрал 15 случаев ошибок. Он оформил дополнительный набор сложных вопросов и анализ его результатов отдельно от основного эксперимента.</w:t>
+      </w:r>
+    </w:p>
+    <w:p>
+      <w:r>
+        <w:t>Совместно</w:t>
+      </w:r>
+      <w:r>
+        <w:t xml:space="preserve"> мы согласовали протокол сравнения, интерпретировали результаты и подготовили отчёт. Оба автора отвечают за понимание всей цепочки: поиск, формирование контекста, генерация и оценка.</w:t>
       </w:r>
     </w:p>
     <w:p>
@@ -1454,7 +1467,7 @@
         <w:spacing w:before="240" w:after="240"/>
         <w:jc w:val="left"/>
       </w:pPr>
-      <w:bookmarkStart w:id="8" w:name="_Toc239790103"/>
+      <w:bookmarkStart w:id="8" w:name="_Toc239791159"/>
       <w:r>
         <w:t>1.6 Ограничения</w:t>
       </w:r>
@@ -1462,10 +1475,13 @@
     </w:p>
     <w:p>
       <w:r>
-        <w:t>Шаблонный синтетический корпус делает извлечение коротких фактов проще, чем в реальных документах. Целевая ошибка top-5 известна из</w:t>
+        <w:t>Шаблонный синтетический корпус делает извлечение коротких</w:t>
       </w:r>
       <w:r>
-        <w:t xml:space="preserve"> конструкции данных. Локальная модель не тарифицируется по токенам; это не означает нулевые затраты на оборудование и электричество. Выводы ограничиваются данным набором и конфигурацией.</w:t>
+        <w:t xml:space="preserve"> фактов проще, чем в реальных документах. Целевая ошибка top-5 известна из конструкции данных. Локальная модель не тарифицируется по токенам; это не означает нулевые затраты на оборудование и электричество. Выводы ограничиваются данным набором и конфигурац</w:t>
+      </w:r>
+      <w:r>
+        <w:t>ией.</w:t>
       </w:r>
     </w:p>
     <w:p>
@@ -1475,25 +1491,19 @@
         <w:spacing w:before="240" w:after="240"/>
         <w:jc w:val="left"/>
       </w:pPr>
-      <w:bookmarkStart w:id="9" w:name="_Toc239790104"/>
+      <w:bookmarkStart w:id="9" w:name="_Toc239791160"/>
       <w:r>
+        <w:lastRenderedPageBreak/>
         <w:t>1.7 Результаты двух режимов</w:t>
       </w:r>
       <w:bookmarkEnd w:id="9"/>
     </w:p>
     <w:p>
       <w:r>
-        <w:t xml:space="preserve">Выполнены все 200 запросов: 100 вопросов </w:t>
+        <w:t>Выполнены все 200 запросов: 100 вопросов в каждом режиме. Модель — mistralai/ministral-3-14b-reasoning, локальный LM Studio, temperature=0, seed=42, max_tokens=700, строгий JSON Schema. Передача схемы через endpoint /v1/cha</w:t>
       </w:r>
       <w:r>
-        <w:t>в каждом режиме. Модель — mistralai/ministral-3-14b-reasoning, локальный LM Studio, temperature=0, seed=42, max_tokens=700, строгий JSON Schema. Передача схемы через endpoint /v1/chat/completions соответствует официальному интерфейсу structured output LM S</w:t>
-      </w:r>
-      <w:r>
-        <w:t xml:space="preserve">tudio [3]. В наблюдаемом usage reasoning_tokens равен </w:t>
-      </w:r>
-      <w:r>
-        <w:lastRenderedPageBreak/>
-        <w:t>нулю. Стоимость внешнего API отсутствует; энергопотребление не измерялось.</w:t>
+        <w:t>t/completions соответствует официальному интерфейсу structured output LM Studio [3]. В наблюдаемом usage reasoning_tokens равен нулю. Стоимость внешнего API отсутствует; энергопотребление не измерялось.</w:t>
       </w:r>
     </w:p>
     <w:p>
@@ -1581,7 +1591,14 @@
                 <w:b/>
                 <w:sz w:val="20"/>
               </w:rPr>
-              <w:t>Верные полные ответы</w:t>
+              <w:t>Верн</w:t>
+            </w:r>
+            <w:r>
+              <w:rPr>
+                <w:b/>
+                <w:sz w:val="20"/>
+              </w:rPr>
+              <w:t>ые полные ответы</w:t>
             </w:r>
           </w:p>
         </w:tc>
@@ -1676,14 +1693,7 @@
                 <w:b/>
                 <w:sz w:val="20"/>
               </w:rPr>
-              <w:t>Выход, ток</w:t>
-            </w:r>
-            <w:r>
-              <w:rPr>
-                <w:b/>
-                <w:sz w:val="20"/>
-              </w:rPr>
-              <w:t>ены</w:t>
+              <w:t>Выход, токены</w:t>
             </w:r>
           </w:p>
         </w:tc>
@@ -2285,24 +2295,21 @@
     </w:p>
     <w:p>
       <w:r>
-        <w:t xml:space="preserve">На test BM25 уменьшил среднее </w:t>
+        <w:t>На test BM25 уменьшил среднее число входных токенов на 63,26%, а время — на 10,75%. Экономия времени не пропорциональна экономии входа: генерация и постоянные расходы запроса остаются. Exact match равен 0,675 для ful</w:t>
       </w:r>
       <w:r>
-        <w:t>число входных токенов на 63,26%, а время — на 10,75%. Экономия времени не пропорциональна экономии входа: генерация и постоянные расходы запроса остаются. Exact match равен 0,675 для full и 0,575 для BM25: расхождения с метрикой полноты преимущественно выз</w:t>
-      </w:r>
-      <w:r>
-        <w:t>ваны добавлением слов вроде «страниц», а не неверным фактом. Нельзя интерпретировать низкий exact match как столько же смысловых ошибок.</w:t>
+        <w:t>l и 0,575 для BM25: расхождения с метрикой полноты преимущественно вызваны добавлением слов вроде «страниц», а не неверным фактом. Нельзя интерпретировать низкий exact match как столько же смысловых ошибок.</w:t>
       </w:r>
     </w:p>
     <w:p>
       <w:r>
-        <w:t>Все 30 вопросов, не имеющих ответа в полном документе, привели к отказам обоих режимов. Однако answerable имеет две раз</w:t>
+        <w:t>Все 30 вопросов, не имеющих ответа в полном докум</w:t>
       </w:r>
       <w:r>
-        <w:t>ные интерпретации. По полному документу оба режима распознают его без ошибок. По фактически переданному контексту BM25 ошибается на десяти шестичастных вопросах: отвечает true и перечисляет только пять разрешений. Поэтому дополнительная context_answerable_</w:t>
+        <w:t>енте, привели к отказам обоих режимов. Однако answerable имеет две разные интерпретации. По полному документу оба режима распознают его без ошибок. По фактически переданному контексту BM25 ошибается на десяти шестичастных вопросах: отвечает true и перечисл</w:t>
       </w:r>
       <w:r>
-        <w:t>accuracy равна 0,90 против 1,00 у full. Oracle доступного контекста здесь требует всех эталонных посылок; для данного корпуса альтернативных доказательств нет.</w:t>
+        <w:t>яет только пять разрешений. Поэтому дополнительная context_answerable_accuracy равна 0,90 против 1,00 у full. Oracle доступного контекста здесь требует всех эталонных посылок; для данного корпуса альтернативных доказательств нет.</w:t>
       </w:r>
     </w:p>
     <w:p>
@@ -2312,70 +2319,70 @@
         <w:spacing w:before="240" w:after="240"/>
         <w:jc w:val="left"/>
       </w:pPr>
-      <w:bookmarkStart w:id="10" w:name="_Toc239790105"/>
+      <w:bookmarkStart w:id="10" w:name="_Toc239791161"/>
       <w:r>
+        <w:lastRenderedPageBreak/>
         <w:t>1.8 Анализ ошибок</w:t>
       </w:r>
       <w:bookmarkEnd w:id="10"/>
     </w:p>
     <w:p>
       <w:r>
-        <w:t>В results/error_analysis.md отдельно разобраны пять потерь retrieval (Q005, Q0</w:t>
+        <w:t xml:space="preserve">В </w:t>
       </w:r>
       <w:r>
-        <w:t>15, Q025, Q035, Q045) и пять нарушений достаточности контекста (Q055, Q065, Q075, Q085, Q095). Это десять различных запросов; механизм в них общий. Первые показывают физический предел top-5, вторые — неспособность генератора отказаться при потере последней</w:t>
+        <w:t>results/error_analysis.md отдельно разобраны пять потерь retrieval (Q005, Q015, Q025, Q035, Q045) и пять нарушений достаточности контекста (Q055, Q065, Q075, Q085, Q095). Это десять различных запросов; механизм в них общий. Первые показывают физический пре</w:t>
       </w:r>
       <w:r>
-        <w:t xml:space="preserve"> обязательной </w:t>
-      </w:r>
-      <w:r>
-        <w:lastRenderedPageBreak/>
-        <w:t>части ответа. Существование каждого приведённого evidence_id ещё не означает полноты доказательства.</w:t>
+        <w:t>дел top-5, вторые — неспособность генератора отказаться при потере последней обязательной части ответа. Существование каждого приведённого evidence_id ещё не означает полноты доказательства.</w:t>
       </w:r>
     </w:p>
     <w:p>
       <w:r>
-        <w:t xml:space="preserve">На основном наборе мы не обнаружили ошибок генератора при наличии всех правильных абзацев. Поэтому мы выполнили дополнительную проверку. Для </w:t>
+        <w:t>На основном наборе мы не обнаружили ошибок генератора при наличии</w:t>
       </w:r>
       <w:r>
-        <w:t>неё мы создали отдельный exploratory challenge из 15 новых случаев: равносильные противоречия, отменённый лимит, цитата сценки, ложная предпосылка, контрфактическое условие, неутверждённый бюджет, отрицания и исключения. Он заморожен после основного экспер</w:t>
+        <w:t xml:space="preserve"> всех правильных абзацев. Поэтому мы выполнили дополнительную проверку. Для неё мы создали отдельный exploratory challenge из 15 новых случаев: равносильные противоречия, отменённый лимит, цитата сценки, ложная предпосылка, контрфактическое условие, неутве</w:t>
       </w:r>
       <w:r>
-        <w:t>имента и до собственных вызовов, оценивается отдельно и не меняет основные 100 вопросов. Это исследовательское дополнение, а не независимый ранее отложенный тест.</w:t>
+        <w:t>рждённый бюджет, отрицания и исключения. Он заморожен после основного эксперимента и до собственных вызовов, оценивается отдельно и не меняет основные 100 вопросов. Это исследовательское дополнение, а не независимый ранее отложенный тест.</w:t>
       </w:r>
     </w:p>
     <w:p>
       <w:r>
-        <w:t xml:space="preserve">В challenge из 15 случаев точность полных ответов составила 14/15 (0,933) для full и 13/15 </w:t>
+        <w:t>В challenge из 15</w:t>
       </w:r>
       <w:r>
-        <w:t>(0,867) для BM25. Оба режима ошиблись на CH07: назвали Антона по реплике учебной сценки, хотя второй абзац ограничивал событие сценкой и указывал отсутствие зарегистрированного реального отключения. Оба абзаца были доступны обоим режимам. Дополнительно BM2</w:t>
+        <w:t xml:space="preserve"> случаев точность полных ответов составила 14/15 (0,933) для full и 13/15 (0,867) для BM25. Оба режима ошиблись на CH07: назвали Антона по реплике учебной сценки, хотя второй абзац ограничивал событие сценкой и указывал отсутствие зарегистрированного реаль</w:t>
       </w:r>
       <w:r>
-        <w:t>5 на CH14 потерял отзыв разрешения и выбрал шкаф С-18 вместо С-29.</w:t>
+        <w:t>ного отключения. Оба абзаца были доступны обоим режимам. Дополнительно BM25 на CH14 потерял отзыв разрешения и выбрал шкаф С-18 вместо С-29.</w:t>
       </w:r>
     </w:p>
     <w:p>
       <w:r>
-        <w:t>После обнаружения CH07 отдельно заморожены четыре диагностических варианта цитаты QR01–QR04. Full ошибся на всех четырёх; BM25 правильно отказался на QR01 и ошибся на трёх остальных. Точнос</w:t>
+        <w:t>После обнаружения CH07 отдельно заморожены четыре диагностических варианта цитаты QR01–QR04. Full ошибся на всех че</w:t>
       </w:r>
       <w:r>
-        <w:t>ти этой целенаправленной репликации — 0/4 и 1/4 соответственно; их нельзя считать оценкой обычного потока вопросов. При всех 38 дополнительных запросах JSON оставался валидным. Таким образом, получены пять различных фактических full-ошибок при наличии прав</w:t>
+        <w:t>тырёх; BM25 правильно отказался на QR01 и ошибся на трёх остальных. Точности этой целенаправленной репликации — 0/4 и 1/4 соответственно; их нельзя считать оценкой обычного потока вопросов. При всех 38 дополнительных запросах JSON оставался валидным. Таким</w:t>
       </w:r>
       <w:r>
-        <w:t>ильного контекста, но все они воспроизводят один механизм переноса события из цитаты в действительность.</w:t>
+        <w:t xml:space="preserve"> образом, получены пять различных фактических full-ошибок при наличии правильного контекста, но </w:t>
+      </w:r>
+      <w:r>
+        <w:lastRenderedPageBreak/>
+        <w:t>все они воспроизводят один механизм переноса события из цитаты в действительность.</w:t>
       </w:r>
     </w:p>
     <w:p>
       <w:r>
-        <w:t>Во время восьми запросов репликации GPU использовался также другой лабораторной. Время дополнительных запросов сохранено для аудита, но не используется</w:t>
+        <w:t>Во время восьми запросов репликации GPU использовался также другой лабораторн</w:t>
       </w:r>
       <w:r>
-        <w:t xml:space="preserve"> для сравнения быстродействия. Флаг shared_gpu_workload отмечает репликацию в CSV; timing_comparable=false </w:t>
+        <w:t>ой. Время дополнительных запросов сохранено для аудита, но не используется для сравнения быстродействия. Флаг shared_gpu_workload отмечает репликацию в CSV; timing_comparable=false установлен для дополнительных метрик. Таблица времени основного эксперимент</w:t>
       </w:r>
       <w:r>
-        <w:lastRenderedPageBreak/>
-        <w:t>установлен для дополнительных метрик. Таблица времени основного эксперимента относится к отдельному последовательному прогону 200 запросов.</w:t>
+        <w:t>а относится к отдельному последовательному прогону 200 запросов.</w:t>
       </w:r>
     </w:p>
     <w:p>
@@ -2385,12 +2392,9 @@
         <w:spacing w:before="240" w:after="240"/>
         <w:jc w:val="left"/>
       </w:pPr>
-      <w:bookmarkStart w:id="11" w:name="_Toc239790106"/>
+      <w:bookmarkStart w:id="11" w:name="_Toc239791162"/>
       <w:r>
-        <w:t>1.9 Пятна</w:t>
-      </w:r>
-      <w:r>
-        <w:t>дцать разобранных ошибок</w:t>
+        <w:t>1.9 Пятнадцать разобранных ошибок</w:t>
       </w:r>
       <w:bookmarkEnd w:id="11"/>
     </w:p>
@@ -2401,10 +2405,10 @@
     </w:p>
     <w:p>
       <w:r>
-        <w:t>2. Q015 / BM25 — Retrieval. Повторяется потеря шестой посылки на другом архиве; проблема в ограничении размер</w:t>
+        <w:t>2. Q015 / BM25 — Retrieval. Повторя</w:t>
       </w:r>
       <w:r>
-        <w:t>а выдачи.</w:t>
+        <w:t>ется потеря шестой посылки на другом архиве; проблема в ограничении размера выдачи.</w:t>
       </w:r>
     </w:p>
     <w:p>
@@ -2414,28 +2418,28 @@
     </w:p>
     <w:p>
       <w:r>
-        <w:t>4. Q035 / BM25 — Retrieval. Высокий recall 5/6 скрывает невозможность полного ответа на составной запрос.</w:t>
+        <w:t>4. Q035 / BM25 — Retrieval. Высокий recall 5/6 скрывает невозмо</w:t>
+      </w:r>
+      <w:r>
+        <w:t>жность полного ответа на составной запрос.</w:t>
       </w:r>
     </w:p>
     <w:p>
       <w:r>
-        <w:t>5. Q045 / BM25 — Retrieval. Даж</w:t>
-      </w:r>
-      <w:r>
-        <w:t>е идеальное ранжирование не поместит шесть обязательных абзацев в пять мест.</w:t>
+        <w:t>5. Q045 / BM25 — Retrieval. Даже идеальное ранжирование не поместит шесть обязательных абзацев в пять мест.</w:t>
       </w:r>
     </w:p>
     <w:p>
       <w:r>
-        <w:t>6. Q055 / BM25 — Answerable. Модель вернула true и пять разрешений, хотя вопрос требует шесть; нужен отказ по доступному контексту.</w:t>
+        <w:t>6. Q055 / BM25 — Answerable. Модель вернула true и пять разрешений, хотя вопрос требует шесть; нужен отка</w:t>
+      </w:r>
+      <w:r>
+        <w:t>з по доступному контексту.</w:t>
       </w:r>
     </w:p>
     <w:p>
       <w:r>
-        <w:t>7. Q065 / BM25 — Answerable. Структурно валидны</w:t>
-      </w:r>
-      <w:r>
-        <w:t>й частичный ответ ошибочно обозначен достаточным.</w:t>
+        <w:t>7. Q065 / BM25 — Answerable. Структурно валидный частичный ответ ошибочно обозначен достаточным.</w:t>
       </w:r>
     </w:p>
     <w:p>
@@ -2445,58 +2449,58 @@
     </w:p>
     <w:p>
       <w:r>
-        <w:t>9. Q085 / BM25 — Answerable. Истинность отдельных пяти значений подменяет наличие полного от</w:t>
+        <w:t xml:space="preserve">9. Q085 / BM25 — </w:t>
       </w:r>
       <w:r>
-        <w:t>вета.</w:t>
+        <w:t>Answerable. Истинность отдельных пяти значений подменяет наличие полного ответа.</w:t>
       </w:r>
     </w:p>
     <w:p>
       <w:r>
+        <w:lastRenderedPageBreak/>
         <w:t>10. Q095 / BM25 — Answerable. Повторяется избыточное решение true при недостающей шестой посылке.</w:t>
       </w:r>
     </w:p>
     <w:p>
       <w:r>
-        <w:t>11. CH07 / full — LLM, контекст полный. Назван Антон из сценки; указание на вымышленность и отсутствие реального отключения проигнорировано.</w:t>
+        <w:t>11. CH07 / full — LLM, контекст полный. Назван Антон из сценки; указание на в</w:t>
+      </w:r>
+      <w:r>
+        <w:t>ымышленность и отсутствие реального отключения проигнорировано.</w:t>
       </w:r>
     </w:p>
     <w:p>
       <w:r>
-        <w:t xml:space="preserve">12. QR01 / </w:t>
-      </w:r>
-      <w:r>
-        <w:t>full — LLM, контекст полный. Названа Анна из реплики об удалении журнала; реальное удаление не зарегистрировано.</w:t>
+        <w:t>12. QR01 / full — LLM, контекст полный. Названа Анна из реплики об удалении журнала; реальное удаление не зарегистрировано.</w:t>
       </w:r>
     </w:p>
     <w:p>
       <w:r>
-        <w:lastRenderedPageBreak/>
-        <w:t>13. QR02 / full — LLM, контекст полный. Назван Борис из сценки об открытии шкафа; цитата не доказывает реальное действие.</w:t>
+        <w:t>13. QR02 / full — LLM, контекст полный. Назван Борис из сценки об от</w:t>
+      </w:r>
+      <w:r>
+        <w:t>крытии шкафа; цитата не доказывает реальное действие.</w:t>
       </w:r>
     </w:p>
     <w:p>
       <w:r>
-        <w:t>14. QR03 / full — LLM</w:t>
-      </w:r>
-      <w:r>
-        <w:t>, контекст полный. Названа Вера из сценки о выносе документов; область действия цитаты утрачена.</w:t>
+        <w:t>14. QR03 / full — LLM, контекст полный. Названа Вера из сценки о выносе документов; область действия цитаты утрачена.</w:t>
       </w:r>
     </w:p>
     <w:p>
       <w:r>
-        <w:t>15. QR04 / full — LLM, контекст полный. Назван Денис из сценки о сигнализации; наличие имени в тексте ошибочно принято за доказательство события.</w:t>
+        <w:t>15. QR04 / full — LLM, контекст полный. Назван Денис из сценки о сигнализации; налич</w:t>
+      </w:r>
+      <w:r>
+        <w:t>ие имени в тексте ошибочно принято за доказательство события.</w:t>
       </w:r>
     </w:p>
     <w:p>
       <w:r>
-        <w:t>Для пяти ошиб</w:t>
+        <w:t>Для пяти ошибок LLM эталон — null и answerable=false, поскольку имя исполнителя реального события не установлено. Полные вопросы, исходные фрагменты, фактические ответы и переданные ID опубликов</w:t>
       </w:r>
       <w:r>
-        <w:t>ок LLM эталон — null и answerable=false, поскольку имя исполнителя реального события не установлено. Полные вопросы, исходные фрагменты, фактические ответы и переданные ID опубликованы в results/error_analysis.md. Первая и вторая пятёрки взяты из разных за</w:t>
-      </w:r>
-      <w:r>
-        <w:t>просов основного набора; последняя — из отдельно обозначенных диагностических этапов. Никакой ответ модели не исправлялся для получения нужного количества ошибок.</w:t>
+        <w:t>аны в results/error_analysis.md. Первая и вторая пятёрки взяты из разных запросов основного набора; последняя — из отдельно обозначенных диагностических этапов. Никакой ответ модели не исправлялся для получения нужного количества ошибок.</w:t>
       </w:r>
     </w:p>
     <w:p>
@@ -2508,7 +2512,7 @@
         <w:ind w:firstLine="0"/>
         <w:jc w:val="center"/>
       </w:pPr>
-      <w:bookmarkStart w:id="12" w:name="_Toc239790107"/>
+      <w:bookmarkStart w:id="12" w:name="_Toc239791163"/>
       <w:r>
         <w:lastRenderedPageBreak/>
         <w:t>ЗАКЛЮЧЕНИЕ</w:t>
@@ -2517,13 +2521,16 @@
     </w:p>
     <w:p>
       <w:r>
-        <w:t>На контролируемых коротких регламентах полный контекст обеспечивает полные ответы,</w:t>
+        <w:t>На конт</w:t>
       </w:r>
       <w:r>
-        <w:t xml:space="preserve"> а BM25 заметно сокращает вход ценой потери одной обязательной посылки в составных вопросах. Повышать только средний recall недостаточно: нужно контролировать полноту набора доказательств и возможность ответа по переданному материалу. Следующий проверяемый</w:t>
+        <w:t>ролируемых коротких регламентах полный контекст обеспечивает полные ответы, а BM25 заметно сокращает вход ценой потери одной обязательной посылки в составных вопросах. Повышать только средний recall недостаточно: нужно контролировать полноту набора доказат</w:t>
       </w:r>
       <w:r>
-        <w:t xml:space="preserve"> шаг — адаптивное расширение retrieval для составного вопроса либо явная проверка всех запрошенных частей перед выдачей ответа. В этой работе такие изменения не применялись, чтобы сохранить обязательное сравнение full и top-5.</w:t>
+        <w:t>ельств и возможность ответа по переданному материалу. Следующий проверяемый шаг — адаптивное расширение retrieval для составного вопроса либо явная проверка всех запрошенных частей перед выдачей ответа. В этой работе такие изменения не применялись, чтобы с</w:t>
+      </w:r>
+      <w:r>
+        <w:t>охранить обязательное сравнение full и top-5.</w:t>
       </w:r>
     </w:p>
     <w:p>
@@ -2535,35 +2542,32 @@
         <w:ind w:firstLine="0"/>
         <w:jc w:val="center"/>
       </w:pPr>
-      <w:bookmarkStart w:id="13" w:name="_Toc239790108"/>
+      <w:bookmarkStart w:id="13" w:name="_Toc239791164"/>
       <w:r>
         <w:lastRenderedPageBreak/>
-        <w:t>СПИСОК ИСПОЛЬЗОВАННЫХ ИСТОЧНИ</w:t>
-      </w:r>
-      <w:r>
-        <w:t>КОВ</w:t>
+        <w:t>СПИСОК ИСПОЛЬЗОВАННЫХ ИСТОЧНИКОВ</w:t>
       </w:r>
       <w:bookmarkEnd w:id="13"/>
     </w:p>
     <w:p>
       <w:r>
-        <w:t>1. Robertson S., Zaragoza H. The Probabilistic Relevance Framework: BM25 and Beyond // Foundations and Trends in Information Retrieval. 2009. Vol. 3, no. 4. P. 333–389. DOI: 10.1561/1500000019. URL: https://www.staff.city.ac.uk/~sbrp622/papers/foundati</w:t>
+        <w:t>1. Robertson S., Zaragoza H. The Probabilistic Relevance Framework: BM25 and Beyond // Foundations and Trends in Information Retrieval. 2009. Vol. 3, no. 4. P. 333–389. DOI: 10.</w:t>
       </w:r>
       <w:r>
-        <w:t>ons_bm25_review.pdf (дата обращения: 08.09.2026).</w:t>
+        <w:t>1561/1500000019. URL: https://www.staff.city.ac.uk/~sbrp622/papers/foundations_bm25_review.pdf (дата обращения: 08.09.2026).</w:t>
       </w:r>
     </w:p>
     <w:p>
       <w:r>
-        <w:t>2. Pydantic. Strict Mode: официальная документация. URL: https://pydantic.dev/docs/validation/latest/concepts/strict_mode/ (дата обращения: 08.09.2026).</w:t>
+        <w:t xml:space="preserve">2. Pydantic. Strict Mode: официальная документация. URL: https://pydantic.dev/docs/validation/latest/concepts/strict_mode/ (дата </w:t>
+      </w:r>
+      <w:r>
+        <w:t>обращения: 08.09.2026).</w:t>
       </w:r>
     </w:p>
     <w:p>
       <w:r>
-        <w:t>3. LM Studio. Structured Output: официальная документ</w:t>
-      </w:r>
-      <w:r>
-        <w:t>ация API. URL: https://lmstudio.ai/docs/developer/openai-compat/structured-output (дата обращения: 08.09.2026).</w:t>
+        <w:t>3. LM Studio. Structured Output: официальная документация API. URL: https://lmstudio.ai/docs/developer/openai-compat/structured-output (дата обращения: 08.09.2026).</w:t>
       </w:r>
     </w:p>
     <w:sectPr>
@@ -14623,7 +14627,7 @@
 </file>
 
 <file path=customXml/itemProps1.xml><?xml version="1.0" encoding="utf-8"?>
-<ds:datastoreItem xmlns:ds="http://schemas.openxmlformats.org/officeDocument/2006/customXml" ds:itemID="{1AFAC6E6-3F10-4EB8-9FAC-9B0871E751C0}">
+<ds:datastoreItem xmlns:ds="http://schemas.openxmlformats.org/officeDocument/2006/customXml" ds:itemID="{E54094D6-30EC-46AC-9E76-190E52B6A1C8}">
   <ds:schemaRefs>
     <ds:schemaRef ds:uri="http://schemas.openxmlformats.org/officeDocument/2006/bibliography"/>
   </ds:schemaRefs>
